--- a/BSG_01.docx
+++ b/BSG_01.docx
@@ -44,87 +44,74 @@
         </w:rPr>
         <w:t>Resolve the following exercise in groups of 3-4 students. Write the R scripts, perform the</w:t>
       </w:r>
-    </w:p>
-    <w:p>
-      <w:pPr>
-        <w:rPr>
-          <w:lang w:val="en-US"/>
-        </w:rPr>
-      </w:pPr>
+      <w:r>
+        <w:rPr>
+          <w:lang w:val="en-US"/>
+        </w:rPr>
+        <w:t xml:space="preserve"> </w:t>
+      </w:r>
       <w:r>
         <w:rPr>
           <w:lang w:val="en-US"/>
         </w:rPr>
         <w:t>computations and make the graphics that are asked for in the practical below. Take care to give</w:t>
       </w:r>
-    </w:p>
-    <w:p>
-      <w:pPr>
-        <w:rPr>
-          <w:lang w:val="en-US"/>
-        </w:rPr>
-      </w:pPr>
+      <w:r>
+        <w:rPr>
+          <w:lang w:val="en-US"/>
+        </w:rPr>
+        <w:t xml:space="preserve"> </w:t>
+      </w:r>
+      <w:r>
+        <w:rPr>
+          <w:lang w:val="en-US"/>
+        </w:rPr>
+        <w:t>each graph a title, and clearly label x and y axes, and to answer all questions asked. You can write</w:t>
+      </w:r>
+      <w:r>
+        <w:rPr>
+          <w:lang w:val="en-US"/>
+        </w:rPr>
+        <w:t xml:space="preserve"> </w:t>
+      </w:r>
+      <w:r>
+        <w:rPr>
+          <w:lang w:val="en-US"/>
+        </w:rPr>
+        <w:t>your solution in a Word or Latex document or generate a html/pdf file with R Markdown. Take</w:t>
+      </w:r>
+      <w:r>
+        <w:rPr>
+          <w:lang w:val="en-US"/>
+        </w:rPr>
+        <w:t xml:space="preserve"> </w:t>
+      </w:r>
+      <w:r>
+        <w:rPr>
+          <w:lang w:val="en-US"/>
+        </w:rPr>
+        <w:t xml:space="preserve">care to number your answers exactly as in this exercise. Upload your </w:t>
+      </w:r>
       <w:proofErr w:type="gramStart"/>
       <w:r>
         <w:rPr>
           <w:lang w:val="en-US"/>
         </w:rPr>
-        <w:t>each</w:t>
+        <w:t>solution</w:t>
       </w:r>
       <w:proofErr w:type="gramEnd"/>
       <w:r>
         <w:rPr>
           <w:lang w:val="en-US"/>
         </w:rPr>
-        <w:t xml:space="preserve"> graph a title, and clearly label x and y axes, and to answer all questions asked. You can write</w:t>
-      </w:r>
-    </w:p>
-    <w:p>
-      <w:pPr>
-        <w:rPr>
-          <w:lang w:val="en-US"/>
-        </w:rPr>
-      </w:pPr>
-      <w:r>
-        <w:rPr>
-          <w:lang w:val="en-US"/>
-        </w:rPr>
-        <w:t>your solution in a Word or Latex document or generate a html/pdf file with R Markdown. Take</w:t>
-      </w:r>
-    </w:p>
-    <w:p>
-      <w:pPr>
-        <w:rPr>
-          <w:lang w:val="en-US"/>
-        </w:rPr>
-      </w:pPr>
-      <w:r>
-        <w:rPr>
-          <w:lang w:val="en-US"/>
-        </w:rPr>
-        <w:t xml:space="preserve">care to number your answers exactly as in this exercise. Upload your </w:t>
-      </w:r>
-      <w:proofErr w:type="gramStart"/>
-      <w:r>
-        <w:rPr>
-          <w:lang w:val="en-US"/>
-        </w:rPr>
-        <w:t>solution</w:t>
-      </w:r>
-      <w:proofErr w:type="gramEnd"/>
-      <w:r>
-        <w:rPr>
-          <w:lang w:val="en-US"/>
-        </w:rPr>
         <w:t xml:space="preserve"> the web page of the</w:t>
       </w:r>
-    </w:p>
-    <w:p>
-      <w:pPr>
-        <w:rPr>
-          <w:lang w:val="en-US"/>
-        </w:rPr>
-      </w:pPr>
+      <w:r>
+        <w:rPr>
+          <w:lang w:val="en-US"/>
+        </w:rPr>
+        <w:t xml:space="preserve"> </w:t>
+      </w:r>
       <w:r>
         <w:rPr>
           <w:lang w:val="en-US"/>
@@ -142,23 +129,14 @@
         <w:rPr>
           <w:lang w:val="en-US"/>
         </w:rPr>
-        <w:t xml:space="preserve">You can make use of the R-package genetics (and other packages) to compute your answers, </w:t>
-      </w:r>
-      <w:proofErr w:type="gramStart"/>
-      <w:r>
-        <w:rPr>
-          <w:lang w:val="en-US"/>
-        </w:rPr>
-        <w:t>as</w:t>
-      </w:r>
-      <w:proofErr w:type="gramEnd"/>
-    </w:p>
-    <w:p>
-      <w:pPr>
-        <w:rPr>
-          <w:lang w:val="en-US"/>
-        </w:rPr>
-      </w:pPr>
+        <w:t>You can make use of the R-package genetics (and other packages) to compute your answers, as</w:t>
+      </w:r>
+      <w:r>
+        <w:rPr>
+          <w:lang w:val="en-US"/>
+        </w:rPr>
+        <w:t xml:space="preserve"> </w:t>
+      </w:r>
       <w:r>
         <w:rPr>
           <w:lang w:val="en-US"/>
@@ -178,13 +156,12 @@
         </w:rPr>
         <w:t>The first part of the practical is dedicated to the descriptive analysis of SNP data, whereas the</w:t>
       </w:r>
-    </w:p>
-    <w:p>
-      <w:pPr>
-        <w:rPr>
-          <w:lang w:val="en-US"/>
-        </w:rPr>
-      </w:pPr>
+      <w:r>
+        <w:rPr>
+          <w:lang w:val="en-US"/>
+        </w:rPr>
+        <w:t xml:space="preserve"> </w:t>
+      </w:r>
       <w:r>
         <w:rPr>
           <w:lang w:val="en-US"/>
@@ -195,11 +172,17 @@
     <w:p>
       <w:pPr>
         <w:rPr>
-          <w:lang w:val="en-US"/>
-        </w:rPr>
-      </w:pPr>
-      <w:r>
-        <w:rPr>
+          <w:b/>
+          <w:bCs/>
+          <w:u w:val="single"/>
+          <w:lang w:val="en-US"/>
+        </w:rPr>
+      </w:pPr>
+      <w:r>
+        <w:rPr>
+          <w:b/>
+          <w:bCs/>
+          <w:u w:val="single"/>
           <w:lang w:val="en-US"/>
         </w:rPr>
         <w:t>SNP dataset</w:t>
@@ -217,40 +200,24 @@
         </w:rPr>
         <w:t>The file TSICHR22RAW.raw contains genotype information of individuals from Tuscany in Italy,</w:t>
       </w:r>
-    </w:p>
-    <w:p>
-      <w:pPr>
-        <w:rPr>
-          <w:lang w:val="en-US"/>
-        </w:rPr>
-      </w:pPr>
-      <w:r>
-        <w:rPr>
-          <w:lang w:val="en-US"/>
-        </w:rPr>
-        <w:t xml:space="preserve">taken from the 1,000 Genomes project. The </w:t>
-      </w:r>
-      <w:proofErr w:type="gramStart"/>
-      <w:r>
-        <w:rPr>
-          <w:lang w:val="en-US"/>
-        </w:rPr>
-        <w:t>datafile</w:t>
-      </w:r>
-      <w:proofErr w:type="gramEnd"/>
-      <w:r>
-        <w:rPr>
-          <w:lang w:val="en-US"/>
-        </w:rPr>
-        <w:t xml:space="preserve"> contains all single nucleotide polymorphisms</w:t>
-      </w:r>
-    </w:p>
-    <w:p>
-      <w:pPr>
-        <w:rPr>
-          <w:lang w:val="en-US"/>
-        </w:rPr>
-      </w:pPr>
+      <w:r>
+        <w:rPr>
+          <w:lang w:val="en-US"/>
+        </w:rPr>
+        <w:t xml:space="preserve"> </w:t>
+      </w:r>
+      <w:r>
+        <w:rPr>
+          <w:lang w:val="en-US"/>
+        </w:rPr>
+        <w:t>taken from the 1,000 Genomes project. The datafile contains all single nucleotide polymorphisms</w:t>
+      </w:r>
+      <w:r>
+        <w:rPr>
+          <w:lang w:val="en-US"/>
+        </w:rPr>
+        <w:t xml:space="preserve"> </w:t>
+      </w:r>
       <w:r>
         <w:rPr>
           <w:lang w:val="en-US"/>
@@ -286,13 +253,12 @@
         </w:rPr>
         <w:t xml:space="preserve"> instruction. The first six columns</w:t>
       </w:r>
-    </w:p>
-    <w:p>
-      <w:pPr>
-        <w:rPr>
-          <w:lang w:val="en-US"/>
-        </w:rPr>
-      </w:pPr>
+      <w:r>
+        <w:rPr>
+          <w:lang w:val="en-US"/>
+        </w:rPr>
+        <w:t xml:space="preserve"> </w:t>
+      </w:r>
       <w:r>
         <w:rPr>
           <w:lang w:val="en-US"/>
@@ -311,29 +277,14 @@
         <w:rPr>
           <w:lang w:val="en-US"/>
         </w:rPr>
-        <w:t xml:space="preserve"> that only contains </w:t>
-      </w:r>
-      <w:proofErr w:type="gramStart"/>
-      <w:r>
-        <w:rPr>
-          <w:lang w:val="en-US"/>
-        </w:rPr>
-        <w:t>the genetic</w:t>
-      </w:r>
-      <w:proofErr w:type="gramEnd"/>
-      <w:r>
-        <w:rPr>
-          <w:lang w:val="en-US"/>
-        </w:rPr>
-        <w:t xml:space="preserve"> information</w:t>
-      </w:r>
-    </w:p>
-    <w:p>
-      <w:pPr>
-        <w:rPr>
-          <w:lang w:val="en-US"/>
-        </w:rPr>
-      </w:pPr>
+        <w:t xml:space="preserve"> that only contains the genetic information</w:t>
+      </w:r>
+      <w:r>
+        <w:rPr>
+          <w:lang w:val="en-US"/>
+        </w:rPr>
+        <w:t xml:space="preserve"> </w:t>
+      </w:r>
       <w:r>
         <w:rPr>
           <w:lang w:val="en-US"/>
@@ -368,13 +319,12 @@
         </w:rPr>
         <w:t>”</w:t>
       </w:r>
-    </w:p>
-    <w:p>
-      <w:pPr>
-        <w:rPr>
-          <w:lang w:val="en-US"/>
-        </w:rPr>
-      </w:pPr>
+      <w:r>
+        <w:rPr>
+          <w:lang w:val="en-US"/>
+        </w:rPr>
+        <w:t xml:space="preserve"> </w:t>
+      </w:r>
       <w:r>
         <w:rPr>
           <w:lang w:val="en-US"/>
@@ -402,140 +352,40 @@
     </w:p>
     <w:p>
       <w:pPr>
-        <w:pStyle w:val="ListParagraph"/>
-        <w:shd w:val="clear" w:color="auto" w:fill="FFFFFF"/>
-        <w:tabs>
-          <w:tab w:val="left" w:pos="916"/>
-          <w:tab w:val="left" w:pos="1832"/>
-          <w:tab w:val="left" w:pos="2748"/>
-          <w:tab w:val="left" w:pos="3664"/>
-          <w:tab w:val="left" w:pos="4580"/>
-          <w:tab w:val="left" w:pos="5496"/>
-          <w:tab w:val="left" w:pos="6412"/>
-          <w:tab w:val="left" w:pos="7328"/>
-          <w:tab w:val="left" w:pos="8244"/>
-          <w:tab w:val="left" w:pos="9160"/>
-          <w:tab w:val="left" w:pos="10076"/>
-          <w:tab w:val="left" w:pos="10992"/>
-          <w:tab w:val="left" w:pos="11908"/>
-          <w:tab w:val="left" w:pos="12824"/>
-          <w:tab w:val="left" w:pos="13740"/>
-          <w:tab w:val="left" w:pos="14656"/>
-        </w:tabs>
-        <w:wordWrap w:val="0"/>
-        <w:spacing w:after="0" w:line="240" w:lineRule="atLeast"/>
-        <w:rPr>
-          <w:rFonts w:ascii="Lucida Console" w:eastAsia="Times New Roman" w:hAnsi="Lucida Console" w:cs="Courier New"/>
-          <w:color w:val="0000FF"/>
-          <w:kern w:val="0"/>
-          <w:sz w:val="20"/>
-          <w:szCs w:val="20"/>
-          <w:lang w:eastAsia="es-ES"/>
-          <w14:ligatures w14:val="none"/>
-        </w:rPr>
-      </w:pPr>
-      <w:proofErr w:type="spellStart"/>
-      <w:r>
-        <w:rPr>
-          <w:rFonts w:ascii="Lucida Console" w:eastAsia="Times New Roman" w:hAnsi="Lucida Console" w:cs="Courier New"/>
-          <w:color w:val="0000FF"/>
-          <w:kern w:val="0"/>
-          <w:sz w:val="20"/>
-          <w:szCs w:val="20"/>
-          <w:lang w:eastAsia="es-ES"/>
-          <w14:ligatures w14:val="none"/>
-        </w:rPr>
-        <w:t>ncol</w:t>
-      </w:r>
-      <w:proofErr w:type="spellEnd"/>
-      <w:r>
-        <w:rPr>
-          <w:rFonts w:ascii="Lucida Console" w:eastAsia="Times New Roman" w:hAnsi="Lucida Console" w:cs="Courier New"/>
-          <w:color w:val="0000FF"/>
-          <w:kern w:val="0"/>
-          <w:sz w:val="20"/>
-          <w:szCs w:val="20"/>
-          <w:lang w:eastAsia="es-ES"/>
-          <w14:ligatures w14:val="none"/>
-        </w:rPr>
-        <w:t>(</w:t>
-      </w:r>
-      <w:proofErr w:type="spellStart"/>
-      <w:r>
-        <w:rPr>
-          <w:rFonts w:ascii="Lucida Console" w:eastAsia="Times New Roman" w:hAnsi="Lucida Console" w:cs="Courier New"/>
-          <w:color w:val="0000FF"/>
-          <w:kern w:val="0"/>
-          <w:sz w:val="20"/>
-          <w:szCs w:val="20"/>
-          <w:lang w:eastAsia="es-ES"/>
-          <w14:ligatures w14:val="none"/>
-        </w:rPr>
-        <w:t>genetica</w:t>
-      </w:r>
-      <w:proofErr w:type="spellEnd"/>
-      <w:r>
-        <w:rPr>
-          <w:rFonts w:ascii="Lucida Console" w:eastAsia="Times New Roman" w:hAnsi="Lucida Console" w:cs="Courier New"/>
-          <w:color w:val="0000FF"/>
-          <w:kern w:val="0"/>
-          <w:sz w:val="20"/>
-          <w:szCs w:val="20"/>
-          <w:lang w:eastAsia="es-ES"/>
-          <w14:ligatures w14:val="none"/>
-        </w:rPr>
-        <w:t>)</w:t>
-      </w:r>
-    </w:p>
-    <w:p>
-      <w:pPr>
-        <w:pStyle w:val="ListParagraph"/>
-        <w:shd w:val="clear" w:color="auto" w:fill="FFFFFF"/>
-        <w:tabs>
-          <w:tab w:val="left" w:pos="916"/>
-          <w:tab w:val="left" w:pos="1832"/>
-          <w:tab w:val="left" w:pos="2748"/>
-          <w:tab w:val="left" w:pos="3664"/>
-          <w:tab w:val="left" w:pos="4580"/>
-          <w:tab w:val="left" w:pos="5496"/>
-          <w:tab w:val="left" w:pos="6412"/>
-          <w:tab w:val="left" w:pos="7328"/>
-          <w:tab w:val="left" w:pos="8244"/>
-          <w:tab w:val="left" w:pos="9160"/>
-          <w:tab w:val="left" w:pos="10076"/>
-          <w:tab w:val="left" w:pos="10992"/>
-          <w:tab w:val="left" w:pos="11908"/>
-          <w:tab w:val="left" w:pos="12824"/>
-          <w:tab w:val="left" w:pos="13740"/>
-          <w:tab w:val="left" w:pos="14656"/>
-        </w:tabs>
-        <w:wordWrap w:val="0"/>
-        <w:spacing w:after="0" w:line="240" w:lineRule="atLeast"/>
-        <w:rPr>
-          <w:rFonts w:ascii="Lucida Console" w:eastAsia="Times New Roman" w:hAnsi="Lucida Console" w:cs="Courier New"/>
-          <w:color w:val="000000"/>
-          <w:kern w:val="0"/>
-          <w:sz w:val="20"/>
-          <w:szCs w:val="20"/>
-          <w:lang w:eastAsia="es-ES"/>
-          <w14:ligatures w14:val="none"/>
-        </w:rPr>
-      </w:pPr>
-      <w:r>
-        <w:rPr>
-          <w:rFonts w:ascii="Lucida Console" w:eastAsia="Times New Roman" w:hAnsi="Lucida Console" w:cs="Courier New"/>
-          <w:color w:val="000000"/>
-          <w:kern w:val="0"/>
-          <w:sz w:val="20"/>
-          <w:szCs w:val="20"/>
-          <w:bdr w:val="none" w:sz="0" w:space="0" w:color="auto" w:frame="1"/>
-          <w:lang w:eastAsia="es-ES"/>
-          <w14:ligatures w14:val="none"/>
-        </w:rPr>
-        <w:t>[1] 20649</w:t>
-      </w:r>
-    </w:p>
-    <w:p/>
+        <w:ind w:left="708"/>
+        <w:rPr>
+          <w:lang w:val="en-US"/>
+        </w:rPr>
+      </w:pPr>
+      <w:r>
+        <w:rPr>
+          <w:lang w:val="en-US"/>
+        </w:rPr>
+        <w:t xml:space="preserve">The database contains </w:t>
+      </w:r>
+      <w:r>
+        <w:rPr>
+          <w:b/>
+          <w:bCs/>
+          <w:lang w:val="en-US"/>
+        </w:rPr>
+        <w:t>20,649 genetic variants</w:t>
+      </w:r>
+      <w:r>
+        <w:rPr>
+          <w:lang w:val="en-US"/>
+        </w:rPr>
+        <w:t xml:space="preserve">. The percentage of missing data in the dataset is </w:t>
+      </w:r>
+      <w:r>
+        <w:rPr>
+          <w:b/>
+          <w:bCs/>
+          <w:lang w:val="en-US"/>
+        </w:rPr>
+        <w:t>0.2%.</w:t>
+      </w:r>
+    </w:p>
     <w:p>
       <w:pPr>
         <w:pStyle w:val="ListParagraph"/>
@@ -551,350 +401,595 @@
         <w:rPr>
           <w:lang w:val="en-US"/>
         </w:rPr>
+        <w:t xml:space="preserve">Calculate the percentage of monomorphic variants. Exclude all </w:t>
+      </w:r>
+      <w:proofErr w:type="spellStart"/>
+      <w:r>
+        <w:rPr>
+          <w:lang w:val="en-US"/>
+        </w:rPr>
+        <w:t>monomorphics</w:t>
+      </w:r>
+      <w:proofErr w:type="spellEnd"/>
+      <w:r>
+        <w:rPr>
+          <w:lang w:val="en-US"/>
+        </w:rPr>
+        <w:t xml:space="preserve"> from the</w:t>
+      </w:r>
+      <w:r>
+        <w:rPr>
+          <w:lang w:val="en-US"/>
+        </w:rPr>
+        <w:t xml:space="preserve"> </w:t>
+      </w:r>
+      <w:r>
+        <w:rPr>
+          <w:lang w:val="en-US"/>
+        </w:rPr>
+        <w:t>database for all posterior computations of the practical. How many variants do remain in</w:t>
+      </w:r>
+      <w:r>
+        <w:rPr>
+          <w:lang w:val="en-US"/>
+        </w:rPr>
+        <w:t xml:space="preserve"> </w:t>
+      </w:r>
+      <w:r>
+        <w:rPr>
+          <w:lang w:val="en-US"/>
+        </w:rPr>
+        <w:t>your database?</w:t>
+      </w:r>
+    </w:p>
+    <w:p>
+      <w:pPr>
+        <w:ind w:left="708"/>
+        <w:rPr>
+          <w:lang w:val="en-US"/>
+        </w:rPr>
+      </w:pPr>
+      <w:r>
+        <w:rPr>
+          <w:lang w:val="en-US"/>
+        </w:rPr>
+        <w:t xml:space="preserve">There are </w:t>
+      </w:r>
+      <w:r>
+        <w:rPr>
+          <w:b/>
+          <w:bCs/>
+          <w:lang w:val="en-US"/>
+        </w:rPr>
+        <w:t>2366</w:t>
+      </w:r>
+      <w:r>
+        <w:rPr>
+          <w:lang w:val="en-US"/>
+        </w:rPr>
+        <w:t xml:space="preserve"> </w:t>
+      </w:r>
+      <w:r>
+        <w:rPr>
+          <w:b/>
+          <w:bCs/>
+          <w:lang w:val="en-US"/>
+        </w:rPr>
+        <w:t>monomorphic variants</w:t>
+      </w:r>
+      <w:r>
+        <w:rPr>
+          <w:lang w:val="en-US"/>
+        </w:rPr>
+        <w:t xml:space="preserve">, corresponding to </w:t>
+      </w:r>
+      <w:r>
+        <w:rPr>
+          <w:b/>
+          <w:bCs/>
+          <w:lang w:val="en-US"/>
+        </w:rPr>
+        <w:t>11,46</w:t>
+      </w:r>
+      <w:r>
+        <w:rPr>
+          <w:b/>
+          <w:bCs/>
+          <w:lang w:val="en-US"/>
+        </w:rPr>
+        <w:t>%</w:t>
+      </w:r>
+      <w:r>
+        <w:rPr>
+          <w:lang w:val="en-US"/>
+        </w:rPr>
+        <w:t xml:space="preserve"> of all variants. After excluding the monomorphic variants, </w:t>
+      </w:r>
+      <w:r>
+        <w:rPr>
+          <w:b/>
+          <w:bCs/>
+          <w:lang w:val="en-US"/>
+        </w:rPr>
+        <w:t>18283</w:t>
+      </w:r>
+      <w:r>
+        <w:rPr>
+          <w:b/>
+          <w:bCs/>
+          <w:lang w:val="en-US"/>
+        </w:rPr>
+        <w:t xml:space="preserve"> variants</w:t>
+      </w:r>
+      <w:r>
+        <w:rPr>
+          <w:lang w:val="en-US"/>
+        </w:rPr>
+        <w:t xml:space="preserve"> remain in the database. </w:t>
+      </w:r>
+      <w:r>
+        <w:rPr>
+          <w:lang w:val="en-US"/>
+        </w:rPr>
+        <w:t>These polymorphic variants were used for all subsequent analyses.</w:t>
+      </w:r>
+    </w:p>
+    <w:p>
+      <w:pPr>
+        <w:pStyle w:val="ListParagraph"/>
+        <w:numPr>
+          <w:ilvl w:val="0"/>
+          <w:numId w:val="1"/>
+        </w:numPr>
+        <w:rPr>
+          <w:rStyle w:val="gcop2i3bl5b"/>
+          <w:lang w:val="en-US"/>
+        </w:rPr>
+      </w:pPr>
+      <w:r>
+        <w:rPr>
+          <w:lang w:val="en-US"/>
+        </w:rPr>
+        <w:t xml:space="preserve">Report the genotype counts and the minor allele count of polymorphism rs8138488 </w:t>
+      </w:r>
+      <w:r>
+        <w:rPr>
+          <w:lang w:val="en-US"/>
+        </w:rPr>
+        <w:t>C and</w:t>
+      </w:r>
+      <w:r>
+        <w:rPr>
+          <w:lang w:val="en-US"/>
+        </w:rPr>
+        <w:t xml:space="preserve"> </w:t>
+      </w:r>
+      <w:r>
+        <w:rPr>
+          <w:lang w:val="en-US"/>
+        </w:rPr>
+        <w:t>calculate the MAF of this variant.</w:t>
+      </w:r>
+    </w:p>
+    <w:p>
+      <w:pPr>
+        <w:ind w:left="708"/>
+        <w:rPr>
+          <w:lang w:val="en-US"/>
+        </w:rPr>
+      </w:pPr>
+      <w:r>
+        <w:rPr>
+          <w:lang w:val="en-US"/>
+        </w:rPr>
+        <w:t>For the polymorphism rs8138488 C, the genotype counts are 41 individuals with genotype 0, 47 with genotype 1, and 14 with genotype 2, giving a total of 102 individuals.</w:t>
+      </w:r>
+    </w:p>
+    <w:p>
+      <w:pPr>
+        <w:ind w:left="708"/>
+        <w:rPr>
+          <w:lang w:val="en-US"/>
+        </w:rPr>
+      </w:pPr>
+      <w:r>
+        <w:rPr>
+          <w:lang w:val="en-US"/>
+        </w:rPr>
+        <w:t>The minor allele count (MAC) is calculated as:</w:t>
+      </w:r>
+    </w:p>
+    <w:p>
+      <w:pPr>
+        <w:rPr>
+          <w:rFonts w:eastAsiaTheme="minorEastAsia"/>
+        </w:rPr>
+      </w:pPr>
+      <m:oMathPara>
+        <m:oMath>
+          <m:r>
+            <w:rPr>
+              <w:rFonts w:ascii="Cambria Math" w:hAnsi="Cambria Math"/>
+            </w:rPr>
+            <m:t>MAC=2</m:t>
+          </m:r>
+          <m:d>
+            <m:dPr>
+              <m:ctrlPr>
+                <w:rPr>
+                  <w:rFonts w:ascii="Cambria Math" w:hAnsi="Cambria Math"/>
+                </w:rPr>
+              </m:ctrlPr>
+            </m:dPr>
+            <m:e>
+              <m:r>
+                <w:rPr>
+                  <w:rFonts w:ascii="Cambria Math" w:hAnsi="Cambria Math"/>
+                </w:rPr>
+                <m:t>14</m:t>
+              </m:r>
+            </m:e>
+          </m:d>
+          <m:r>
+            <w:rPr>
+              <w:rFonts w:ascii="Cambria Math" w:hAnsi="Cambria Math"/>
+            </w:rPr>
+            <m:t>+47=75</m:t>
+          </m:r>
+        </m:oMath>
+      </m:oMathPara>
+    </w:p>
+    <w:p>
+      <w:pPr>
+        <w:ind w:left="708"/>
+        <w:rPr>
+          <w:lang w:val="en-US"/>
+        </w:rPr>
+      </w:pPr>
+      <w:r>
+        <w:rPr>
+          <w:lang w:val="en-US"/>
+        </w:rPr>
         <w:lastRenderedPageBreak/>
-        <w:t xml:space="preserve">Calculate the percentage of monomorphic variants. Exclude all </w:t>
-      </w:r>
+        <w:t>The minor allele frequency (MAF) is:</w:t>
+      </w:r>
+    </w:p>
+    <w:p>
+      <m:oMathPara>
+        <m:oMath>
+          <m:r>
+            <w:rPr>
+              <w:rFonts w:ascii="Cambria Math" w:hAnsi="Cambria Math"/>
+            </w:rPr>
+            <m:t>MAF=</m:t>
+          </m:r>
+          <m:f>
+            <m:fPr>
+              <m:ctrlPr>
+                <w:rPr>
+                  <w:rFonts w:ascii="Cambria Math" w:hAnsi="Cambria Math"/>
+                </w:rPr>
+              </m:ctrlPr>
+            </m:fPr>
+            <m:num>
+              <m:r>
+                <w:rPr>
+                  <w:rFonts w:ascii="Cambria Math" w:hAnsi="Cambria Math"/>
+                </w:rPr>
+                <m:t>75</m:t>
+              </m:r>
+            </m:num>
+            <m:den>
+              <m:r>
+                <w:rPr>
+                  <w:rFonts w:ascii="Cambria Math" w:hAnsi="Cambria Math"/>
+                </w:rPr>
+                <m:t>2×102</m:t>
+              </m:r>
+            </m:den>
+          </m:f>
+          <m:r>
+            <w:rPr>
+              <w:rFonts w:ascii="Cambria Math" w:hAnsi="Cambria Math"/>
+            </w:rPr>
+            <m:t>=0.3676</m:t>
+          </m:r>
+          <m:r>
+            <w:rPr>
+              <w:i/>
+            </w:rPr>
+            <w:br/>
+          </m:r>
+        </m:oMath>
+      </m:oMathPara>
+    </w:p>
+    <w:p>
+      <w:pPr>
+        <w:pStyle w:val="ListParagraph"/>
+        <w:numPr>
+          <w:ilvl w:val="0"/>
+          <w:numId w:val="1"/>
+        </w:numPr>
+        <w:rPr>
+          <w:lang w:val="en-US"/>
+        </w:rPr>
+      </w:pPr>
+      <w:r>
+        <w:rPr>
+          <w:lang w:val="en-US"/>
+        </w:rPr>
+        <w:t xml:space="preserve">Compute the minor allele frequencies (MAF) for all </w:t>
+      </w:r>
+      <w:r>
+        <w:rPr>
+          <w:lang w:val="en-US"/>
+        </w:rPr>
+        <w:t>markers and</w:t>
+      </w:r>
+      <w:r>
+        <w:rPr>
+          <w:lang w:val="en-US"/>
+        </w:rPr>
+        <w:t xml:space="preserve"> make a histogram of it.</w:t>
+      </w:r>
+      <w:r>
+        <w:rPr>
+          <w:lang w:val="en-US"/>
+        </w:rPr>
+        <w:t xml:space="preserve"> </w:t>
+      </w:r>
+      <w:r>
+        <w:rPr>
+          <w:lang w:val="en-US"/>
+        </w:rPr>
+        <w:t>Does the MAF follow a uniform distribution? What percentage of the markers have a MAF</w:t>
+      </w:r>
+      <w:r>
+        <w:rPr>
+          <w:lang w:val="en-US"/>
+        </w:rPr>
+        <w:t xml:space="preserve"> </w:t>
+      </w:r>
+      <w:r>
+        <w:rPr>
+          <w:lang w:val="en-US"/>
+        </w:rPr>
+        <w:t>below 0.05? And below 0.01? Can you explain the observed pattern?</w:t>
+      </w:r>
+      <w:r>
+        <w:rPr>
+          <w:lang w:val="en-US"/>
+        </w:rPr>
+        <w:t xml:space="preserve"> </w:t>
+      </w:r>
+      <w:r>
+        <w:rPr>
+          <w:lang w:val="en-US"/>
+        </w:rPr>
+        <w:t xml:space="preserve">Uniform distribution at [0, 0.5]. The range from 0 to 0.5 can be easily explained </w:t>
+      </w:r>
+      <w:proofErr w:type="gramStart"/>
+      <w:r>
+        <w:rPr>
+          <w:lang w:val="en-US"/>
+        </w:rPr>
+        <w:t>due to the</w:t>
+      </w:r>
+      <w:r>
+        <w:rPr>
+          <w:lang w:val="en-US"/>
+        </w:rPr>
+        <w:t xml:space="preserve"> </w:t>
+      </w:r>
+      <w:r>
+        <w:rPr>
+          <w:lang w:val="en-US"/>
+        </w:rPr>
+        <w:t>fact that</w:t>
+      </w:r>
+      <w:proofErr w:type="gramEnd"/>
+      <w:r>
+        <w:rPr>
+          <w:lang w:val="en-US"/>
+        </w:rPr>
+        <w:t xml:space="preserve"> a frequency higher than 0.5 would indicate this is not the minor allele.</w:t>
+      </w:r>
+    </w:p>
+    <w:p>
+      <w:pPr>
+        <w:rPr>
+          <w:lang w:val="en-US"/>
+        </w:rPr>
+      </w:pPr>
+    </w:p>
+    <w:p>
+      <w:pPr>
+        <w:rPr>
+          <w:lang w:val="en-US"/>
+        </w:rPr>
+      </w:pPr>
+      <w:r>
+        <w:rPr>
+          <w:lang w:val="en-US"/>
+        </w:rPr>
+        <w:t xml:space="preserve">5. Calculate the observed heterozygosity </w:t>
+      </w:r>
+      <w:proofErr w:type="gramStart"/>
+      <w:r>
+        <w:rPr>
+          <w:lang w:val="en-US"/>
+        </w:rPr>
+        <w:t>H0, and</w:t>
+      </w:r>
+      <w:proofErr w:type="gramEnd"/>
+      <w:r>
+        <w:rPr>
+          <w:lang w:val="en-US"/>
+        </w:rPr>
+        <w:t xml:space="preserve"> make a histogram of it. What is, theoretically,</w:t>
+      </w:r>
+    </w:p>
+    <w:p>
+      <w:pPr>
+        <w:rPr>
+          <w:lang w:val="en-US"/>
+        </w:rPr>
+      </w:pPr>
+      <w:r>
+        <w:rPr>
+          <w:lang w:val="en-US"/>
+        </w:rPr>
+        <w:t>the range of variation of this statistic?</w:t>
+      </w:r>
+    </w:p>
+    <w:p>
+      <w:pPr>
+        <w:rPr>
+          <w:lang w:val="en-US"/>
+        </w:rPr>
+      </w:pPr>
+      <w:r>
+        <w:rPr>
+          <w:lang w:val="en-US"/>
+        </w:rPr>
+        <w:t>6. Compute for each marker its expected heterozygosity (He), where the expected heterozygosity</w:t>
+      </w:r>
+    </w:p>
+    <w:p>
+      <w:pPr>
+        <w:rPr>
+          <w:lang w:val="en-US"/>
+        </w:rPr>
+      </w:pPr>
+      <w:r>
+        <w:rPr>
+          <w:lang w:val="en-US"/>
+        </w:rPr>
+        <w:t>for a bi-allelic marker is defined as 1 −</w:t>
+      </w:r>
+    </w:p>
+    <w:p>
+      <w:pPr>
+        <w:rPr>
+          <w:lang w:val="en-US"/>
+        </w:rPr>
+      </w:pPr>
+      <w:r>
+        <w:rPr>
+          <w:lang w:val="en-US"/>
+        </w:rPr>
+        <w:t>Pk</w:t>
+      </w:r>
+    </w:p>
+    <w:p>
+      <w:pPr>
+        <w:rPr>
+          <w:lang w:val="en-US"/>
+        </w:rPr>
+      </w:pPr>
       <w:proofErr w:type="spellStart"/>
       <w:r>
         <w:rPr>
           <w:lang w:val="en-US"/>
         </w:rPr>
-        <w:t>monomorphics</w:t>
+        <w:t>i</w:t>
       </w:r>
       <w:proofErr w:type="spellEnd"/>
       <w:r>
         <w:rPr>
           <w:lang w:val="en-US"/>
         </w:rPr>
-        <w:t xml:space="preserve"> from the</w:t>
-      </w:r>
-      <w:r>
-        <w:rPr>
-          <w:lang w:val="en-US"/>
-        </w:rPr>
-        <w:t xml:space="preserve"> </w:t>
-      </w:r>
-      <w:r>
-        <w:rPr>
-          <w:lang w:val="en-US"/>
-        </w:rPr>
-        <w:t>database for all posterior computations of the practical. How many variants do remain in</w:t>
-      </w:r>
-      <w:r>
-        <w:rPr>
-          <w:lang w:val="en-US"/>
-        </w:rPr>
-        <w:t xml:space="preserve"> </w:t>
-      </w:r>
-      <w:r>
-        <w:rPr>
-          <w:lang w:val="en-US"/>
-        </w:rPr>
-        <w:t>your database?</w:t>
-      </w:r>
-    </w:p>
-    <w:p>
-      <w:pPr>
-        <w:rPr>
-          <w:lang w:val="en-US"/>
-        </w:rPr>
-      </w:pPr>
-    </w:p>
-    <w:p>
-      <w:pPr>
-        <w:rPr>
-          <w:lang w:val="en-US"/>
-        </w:rPr>
-      </w:pPr>
-      <w:r>
-        <w:rPr>
-          <w:lang w:val="en-US"/>
-        </w:rPr>
-        <w:t>3. Report the genotype counts and the minor allele count of polymorphism rs8138488 C, and</w:t>
-      </w:r>
-    </w:p>
-    <w:p>
-      <w:pPr>
-        <w:rPr>
-          <w:lang w:val="en-US"/>
-        </w:rPr>
-      </w:pPr>
-      <w:r>
-        <w:rPr>
-          <w:lang w:val="en-US"/>
-        </w:rPr>
-        <w:t>calculate the MAF of this variant.</w:t>
-      </w:r>
-    </w:p>
-    <w:p>
-      <w:pPr>
-        <w:rPr>
-          <w:lang w:val="en-US"/>
-        </w:rPr>
-      </w:pPr>
-      <w:r>
-        <w:rPr>
-          <w:lang w:val="en-US"/>
-        </w:rPr>
-        <w:t xml:space="preserve">4. Compute the minor allele frequencies (MAF) for all </w:t>
+        <w:t>=1 p2i</w:t>
+      </w:r>
+    </w:p>
+    <w:p>
+      <w:pPr>
+        <w:rPr>
+          <w:lang w:val="en-US"/>
+        </w:rPr>
+      </w:pPr>
+      <w:r>
+        <w:rPr>
+          <w:lang w:val="en-US"/>
+        </w:rPr>
+        <w:t>, where p2i</w:t>
+      </w:r>
+    </w:p>
+    <w:p>
+      <w:pPr>
+        <w:rPr>
+          <w:lang w:val="en-US"/>
+        </w:rPr>
+      </w:pPr>
+      <w:r>
+        <w:rPr>
+          <w:lang w:val="en-US"/>
+        </w:rPr>
+        <w:t xml:space="preserve">is the frequency of the </w:t>
+      </w:r>
+      <w:proofErr w:type="spellStart"/>
+      <w:r>
+        <w:rPr>
+          <w:lang w:val="en-US"/>
+        </w:rPr>
+        <w:t>ith</w:t>
+      </w:r>
+      <w:proofErr w:type="spellEnd"/>
+    </w:p>
+    <w:p>
+      <w:pPr>
+        <w:rPr>
+          <w:lang w:val="en-US"/>
+        </w:rPr>
+      </w:pPr>
+      <w:r>
+        <w:rPr>
+          <w:lang w:val="en-US"/>
+        </w:rPr>
+        <w:t>allele. Make a histogram of the expected heterozygosity. What is, theoretically, the range of</w:t>
+      </w:r>
+    </w:p>
+    <w:p>
+      <w:pPr>
+        <w:rPr>
+          <w:lang w:val="en-US"/>
+        </w:rPr>
+      </w:pPr>
+      <w:r>
+        <w:rPr>
+          <w:lang w:val="en-US"/>
+        </w:rPr>
+        <w:t xml:space="preserve">variation of this statistic? What is the </w:t>
       </w:r>
       <w:proofErr w:type="gramStart"/>
       <w:r>
         <w:rPr>
           <w:lang w:val="en-US"/>
         </w:rPr>
-        <w:t>markers, and</w:t>
+        <w:t>average of</w:t>
       </w:r>
       <w:proofErr w:type="gramEnd"/>
       <w:r>
         <w:rPr>
           <w:lang w:val="en-US"/>
         </w:rPr>
-        <w:t xml:space="preserve"> make a histogram of it.</w:t>
-      </w:r>
-    </w:p>
-    <w:p>
-      <w:pPr>
-        <w:rPr>
-          <w:lang w:val="en-US"/>
-        </w:rPr>
-      </w:pPr>
-      <w:r>
-        <w:rPr>
-          <w:lang w:val="en-US"/>
-        </w:rPr>
-        <w:t xml:space="preserve">Does the MAF follow a uniform distribution? What percentage of the markers have </w:t>
-      </w:r>
-      <w:proofErr w:type="gramStart"/>
-      <w:r>
-        <w:rPr>
-          <w:lang w:val="en-US"/>
-        </w:rPr>
-        <w:t>a MAF</w:t>
-      </w:r>
-      <w:proofErr w:type="gramEnd"/>
-    </w:p>
-    <w:p>
-      <w:pPr>
-        <w:rPr>
-          <w:lang w:val="en-US"/>
-        </w:rPr>
-      </w:pPr>
-      <w:r>
-        <w:rPr>
-          <w:lang w:val="en-US"/>
-        </w:rPr>
-        <w:t>below 0.05? And below 0.01? Can you explain the observed pattern?</w:t>
-      </w:r>
-    </w:p>
-    <w:p>
-      <w:pPr>
-        <w:rPr>
-          <w:lang w:val="en-US"/>
-        </w:rPr>
-      </w:pPr>
-      <w:r>
-        <w:rPr>
-          <w:lang w:val="en-US"/>
-        </w:rPr>
-        <w:t>Uniform distribution at [0, 0.5]. The range from 0 to 0.5 can be easily explained due to the</w:t>
-      </w:r>
-    </w:p>
-    <w:p>
-      <w:pPr>
-        <w:rPr>
-          <w:lang w:val="en-US"/>
-        </w:rPr>
-      </w:pPr>
-      <w:r>
-        <w:rPr>
-          <w:lang w:val="en-US"/>
-        </w:rPr>
-        <w:t>fact that a frequency higher than 0.5 would indicate this is not the minor allele.</w:t>
-      </w:r>
-    </w:p>
-    <w:p>
-      <w:pPr>
-        <w:rPr>
-          <w:lang w:val="en-US"/>
-        </w:rPr>
-      </w:pPr>
-      <w:r>
-        <w:rPr>
-          <w:lang w:val="en-US"/>
-        </w:rPr>
-        <w:t xml:space="preserve">5. Calculate the observed heterozygosity </w:t>
-      </w:r>
-      <w:proofErr w:type="gramStart"/>
-      <w:r>
-        <w:rPr>
-          <w:lang w:val="en-US"/>
-        </w:rPr>
-        <w:t>H0, and</w:t>
-      </w:r>
-      <w:proofErr w:type="gramEnd"/>
-      <w:r>
-        <w:rPr>
-          <w:lang w:val="en-US"/>
-        </w:rPr>
-        <w:t xml:space="preserve"> make a histogram of it. What is, theoretically,</w:t>
-      </w:r>
-    </w:p>
-    <w:p>
-      <w:pPr>
-        <w:rPr>
-          <w:lang w:val="en-US"/>
-        </w:rPr>
-      </w:pPr>
-      <w:r>
-        <w:rPr>
-          <w:lang w:val="en-US"/>
-        </w:rPr>
-        <w:t>the range of variation of this statistic?</w:t>
-      </w:r>
-    </w:p>
-    <w:p>
-      <w:pPr>
-        <w:rPr>
-          <w:lang w:val="en-US"/>
-        </w:rPr>
-      </w:pPr>
-      <w:r>
-        <w:rPr>
-          <w:lang w:val="en-US"/>
-        </w:rPr>
-        <w:t>6. Compute for each marker its expected heterozygosity (He), where the expected heterozygosity</w:t>
-      </w:r>
-    </w:p>
-    <w:p>
-      <w:pPr>
-        <w:rPr>
-          <w:lang w:val="en-US"/>
-        </w:rPr>
-      </w:pPr>
-      <w:r>
-        <w:rPr>
-          <w:lang w:val="en-US"/>
-        </w:rPr>
-        <w:t>for a bi-allelic marker is defined as 1 −</w:t>
-      </w:r>
-    </w:p>
-    <w:p>
-      <w:pPr>
-        <w:rPr>
-          <w:lang w:val="en-US"/>
-        </w:rPr>
-      </w:pPr>
-      <w:r>
-        <w:rPr>
-          <w:lang w:val="en-US"/>
-        </w:rPr>
-        <w:t>Pk</w:t>
-      </w:r>
-    </w:p>
-    <w:p>
-      <w:pPr>
-        <w:rPr>
-          <w:lang w:val="en-US"/>
-        </w:rPr>
-      </w:pPr>
-      <w:proofErr w:type="spellStart"/>
-      <w:r>
-        <w:rPr>
-          <w:lang w:val="en-US"/>
-        </w:rPr>
-        <w:t>i</w:t>
-      </w:r>
-      <w:proofErr w:type="spellEnd"/>
-      <w:r>
-        <w:rPr>
-          <w:lang w:val="en-US"/>
-        </w:rPr>
-        <w:t>=1 p2i</w:t>
-      </w:r>
-    </w:p>
-    <w:p>
-      <w:pPr>
-        <w:rPr>
-          <w:lang w:val="en-US"/>
-        </w:rPr>
-      </w:pPr>
-      <w:r>
-        <w:rPr>
-          <w:lang w:val="en-US"/>
-        </w:rPr>
-        <w:t>, where p2i</w:t>
-      </w:r>
-    </w:p>
-    <w:p>
-      <w:pPr>
-        <w:rPr>
-          <w:lang w:val="en-US"/>
-        </w:rPr>
-      </w:pPr>
-      <w:r>
-        <w:rPr>
-          <w:lang w:val="en-US"/>
-        </w:rPr>
-        <w:t xml:space="preserve">is the frequency of the </w:t>
-      </w:r>
-      <w:proofErr w:type="spellStart"/>
-      <w:r>
-        <w:rPr>
-          <w:lang w:val="en-US"/>
-        </w:rPr>
-        <w:t>ith</w:t>
-      </w:r>
-      <w:proofErr w:type="spellEnd"/>
-    </w:p>
-    <w:p>
-      <w:pPr>
-        <w:rPr>
-          <w:lang w:val="en-US"/>
-        </w:rPr>
-      </w:pPr>
-      <w:r>
-        <w:rPr>
-          <w:lang w:val="en-US"/>
-        </w:rPr>
-        <w:t>allele. Make a histogram of the expected heterozygosity. What is, theoretically, the range of</w:t>
-      </w:r>
-    </w:p>
-    <w:p>
-      <w:pPr>
-        <w:rPr>
-          <w:lang w:val="en-US"/>
-        </w:rPr>
-      </w:pPr>
-      <w:r>
-        <w:rPr>
-          <w:lang w:val="en-US"/>
-        </w:rPr>
-        <w:t xml:space="preserve">variation of this statistic? What is the </w:t>
-      </w:r>
-      <w:proofErr w:type="gramStart"/>
-      <w:r>
-        <w:rPr>
-          <w:lang w:val="en-US"/>
-        </w:rPr>
-        <w:t>average of</w:t>
-      </w:r>
-      <w:proofErr w:type="gramEnd"/>
-      <w:r>
-        <w:rPr>
-          <w:lang w:val="en-US"/>
-        </w:rPr>
         <w:t xml:space="preserve"> He for this database?</w:t>
       </w:r>
     </w:p>
     <w:p>
       <w:pPr>
         <w:rPr>
-          <w:lang w:val="en-US"/>
-        </w:rPr>
-      </w:pPr>
-      <w:r>
-        <w:rPr>
+          <w:b/>
+          <w:bCs/>
+          <w:u w:val="single"/>
+          <w:lang w:val="en-US"/>
+        </w:rPr>
+      </w:pPr>
+      <w:r>
+        <w:rPr>
+          <w:b/>
+          <w:bCs/>
+          <w:u w:val="single"/>
           <w:lang w:val="en-US"/>
         </w:rPr>
         <w:t>STR dataset</w:t>
@@ -1097,33 +1192,33 @@
         <w:rPr>
           <w:lang w:val="en-US"/>
         </w:rPr>
+        <w:t>1</w:t>
+      </w:r>
+    </w:p>
+    <w:p>
+      <w:pPr>
+        <w:rPr>
+          <w:lang w:val="en-US"/>
+        </w:rPr>
+      </w:pPr>
+      <w:r>
+        <w:rPr>
+          <w:lang w:val="en-US"/>
+        </w:rPr>
+        <w:t>times. These fractional alleles are regarded as separate alleles (e.g. 14.3 is different from 14 and</w:t>
+      </w:r>
+    </w:p>
+    <w:p>
+      <w:pPr>
+        <w:rPr>
+          <w:lang w:val="en-US"/>
+        </w:rPr>
+      </w:pPr>
+      <w:r>
+        <w:rPr>
+          <w:lang w:val="en-US"/>
+        </w:rPr>
         <w:lastRenderedPageBreak/>
-        <w:t>1</w:t>
-      </w:r>
-    </w:p>
-    <w:p>
-      <w:pPr>
-        <w:rPr>
-          <w:lang w:val="en-US"/>
-        </w:rPr>
-      </w:pPr>
-      <w:r>
-        <w:rPr>
-          <w:lang w:val="en-US"/>
-        </w:rPr>
-        <w:t>times. These fractional alleles are regarded as separate alleles (e.g. 14.3 is different from 14 and</w:t>
-      </w:r>
-    </w:p>
-    <w:p>
-      <w:pPr>
-        <w:rPr>
-          <w:lang w:val="en-US"/>
-        </w:rPr>
-      </w:pPr>
-      <w:r>
-        <w:rPr>
-          <w:lang w:val="en-US"/>
-        </w:rPr>
         <w:t>15).</w:t>
       </w:r>
     </w:p>
@@ -1349,6 +1444,56 @@
     </w:sectPr>
   </w:body>
 </w:document>
+</file>
+
+<file path=word/endnotes.xml><?xml version="1.0" encoding="utf-8"?>
+<w:endnotes xmlns:wpc="http://schemas.microsoft.com/office/word/2010/wordprocessingCanvas" xmlns:cx="http://schemas.microsoft.com/office/drawing/2014/chartex" xmlns:cx1="http://schemas.microsoft.com/office/drawing/2015/9/8/chartex" xmlns:cx2="http://schemas.microsoft.com/office/drawing/2015/10/21/chartex" xmlns:cx3="http://schemas.microsoft.com/office/drawing/2016/5/9/chartex" xmlns:cx4="http://schemas.microsoft.com/office/drawing/2016/5/10/chartex" xmlns:cx5="http://schemas.microsoft.com/office/drawing/2016/5/11/chartex" xmlns:cx6="http://schemas.microsoft.com/office/drawing/2016/5/12/chartex" xmlns:cx7="http://schemas.microsoft.com/office/drawing/2016/5/13/chartex" xmlns:cx8="http://schemas.microsoft.com/office/drawing/2016/5/14/chartex" xmlns:mc="http://schemas.openxmlformats.org/markup-compatibility/2006" xmlns:aink="http://schemas.microsoft.com/office/drawing/2016/ink" xmlns:am3d="http://schemas.microsoft.com/office/drawing/2017/model3d" xmlns:o="urn:schemas-microsoft-com:office:office" xmlns:oel="http://schemas.microsoft.com/office/2019/extlst" xmlns:r="http://schemas.openxmlformats.org/officeDocument/2006/relationships" xmlns:m="http://schemas.openxmlformats.org/officeDocument/2006/math" xmlns:v="urn:schemas-microsoft-com:vml" xmlns:wp14="http://schemas.microsoft.com/office/word/2010/wordprocessingDrawing" xmlns:wp="http://schemas.openxmlformats.org/drawingml/2006/wordprocessingDrawing" xmlns:w10="urn:schemas-microsoft-com:office:word" xmlns:w="http://schemas.openxmlformats.org/wordprocessingml/2006/main" xmlns:w14="http://schemas.microsoft.com/office/word/2010/wordml" xmlns:w15="http://schemas.microsoft.com/office/word/2012/wordml" xmlns:w16cex="http://schemas.microsoft.com/office/word/2018/wordml/cex" xmlns:w16cid="http://schemas.microsoft.com/office/word/2016/wordml/cid" xmlns:w16="http://schemas.microsoft.com/office/word/2018/wordml" xmlns:w16du="http://schemas.microsoft.com/office/word/2023/wordml/word16du" xmlns:w16sdtdh="http://schemas.microsoft.com/office/word/2020/wordml/sdtdatahash" xmlns:w16sdtfl="http://schemas.microsoft.com/office/word/2024/wordml/sdtformatlock" xmlns:w16se="http://schemas.microsoft.com/office/word/2015/wordml/symex" xmlns:wpg="http://schemas.microsoft.com/office/word/2010/wordprocessingGroup" xmlns:wpi="http://schemas.microsoft.com/office/word/2010/wordprocessingInk" xmlns:wne="http://schemas.microsoft.com/office/word/2006/wordml" xmlns:wps="http://schemas.microsoft.com/office/word/2010/wordprocessingShape" mc:Ignorable="w14 w15 w16se w16cid w16 w16cex w16sdtdh w16sdtfl w16du wp14">
+  <w:endnote w:type="separator" w:id="-1">
+    <w:p>
+      <w:pPr>
+        <w:spacing w:after="0" w:line="240" w:lineRule="auto"/>
+      </w:pPr>
+      <w:r>
+        <w:separator/>
+      </w:r>
+    </w:p>
+  </w:endnote>
+  <w:endnote w:type="continuationSeparator" w:id="0">
+    <w:p>
+      <w:pPr>
+        <w:spacing w:after="0" w:line="240" w:lineRule="auto"/>
+      </w:pPr>
+      <w:r>
+        <w:continuationSeparator/>
+      </w:r>
+    </w:p>
+  </w:endnote>
+</w:endnotes>
+</file>
+
+<file path=word/footnotes.xml><?xml version="1.0" encoding="utf-8"?>
+<w:footnotes xmlns:wpc="http://schemas.microsoft.com/office/word/2010/wordprocessingCanvas" xmlns:cx="http://schemas.microsoft.com/office/drawing/2014/chartex" xmlns:cx1="http://schemas.microsoft.com/office/drawing/2015/9/8/chartex" xmlns:cx2="http://schemas.microsoft.com/office/drawing/2015/10/21/chartex" xmlns:cx3="http://schemas.microsoft.com/office/drawing/2016/5/9/chartex" xmlns:cx4="http://schemas.microsoft.com/office/drawing/2016/5/10/chartex" xmlns:cx5="http://schemas.microsoft.com/office/drawing/2016/5/11/chartex" xmlns:cx6="http://schemas.microsoft.com/office/drawing/2016/5/12/chartex" xmlns:cx7="http://schemas.microsoft.com/office/drawing/2016/5/13/chartex" xmlns:cx8="http://schemas.microsoft.com/office/drawing/2016/5/14/chartex" xmlns:mc="http://schemas.openxmlformats.org/markup-compatibility/2006" xmlns:aink="http://schemas.microsoft.com/office/drawing/2016/ink" xmlns:am3d="http://schemas.microsoft.com/office/drawing/2017/model3d" xmlns:o="urn:schemas-microsoft-com:office:office" xmlns:oel="http://schemas.microsoft.com/office/2019/extlst" xmlns:r="http://schemas.openxmlformats.org/officeDocument/2006/relationships" xmlns:m="http://schemas.openxmlformats.org/officeDocument/2006/math" xmlns:v="urn:schemas-microsoft-com:vml" xmlns:wp14="http://schemas.microsoft.com/office/word/2010/wordprocessingDrawing" xmlns:wp="http://schemas.openxmlformats.org/drawingml/2006/wordprocessingDrawing" xmlns:w10="urn:schemas-microsoft-com:office:word" xmlns:w="http://schemas.openxmlformats.org/wordprocessingml/2006/main" xmlns:w14="http://schemas.microsoft.com/office/word/2010/wordml" xmlns:w15="http://schemas.microsoft.com/office/word/2012/wordml" xmlns:w16cex="http://schemas.microsoft.com/office/word/2018/wordml/cex" xmlns:w16cid="http://schemas.microsoft.com/office/word/2016/wordml/cid" xmlns:w16="http://schemas.microsoft.com/office/word/2018/wordml" xmlns:w16du="http://schemas.microsoft.com/office/word/2023/wordml/word16du" xmlns:w16sdtdh="http://schemas.microsoft.com/office/word/2020/wordml/sdtdatahash" xmlns:w16sdtfl="http://schemas.microsoft.com/office/word/2024/wordml/sdtformatlock" xmlns:w16se="http://schemas.microsoft.com/office/word/2015/wordml/symex" xmlns:wpg="http://schemas.microsoft.com/office/word/2010/wordprocessingGroup" xmlns:wpi="http://schemas.microsoft.com/office/word/2010/wordprocessingInk" xmlns:wne="http://schemas.microsoft.com/office/word/2006/wordml" xmlns:wps="http://schemas.microsoft.com/office/word/2010/wordprocessingShape" mc:Ignorable="w14 w15 w16se w16cid w16 w16cex w16sdtdh w16sdtfl w16du wp14">
+  <w:footnote w:type="separator" w:id="-1">
+    <w:p>
+      <w:pPr>
+        <w:spacing w:after="0" w:line="240" w:lineRule="auto"/>
+      </w:pPr>
+      <w:r>
+        <w:separator/>
+      </w:r>
+    </w:p>
+  </w:footnote>
+  <w:footnote w:type="continuationSeparator" w:id="0">
+    <w:p>
+      <w:pPr>
+        <w:spacing w:after="0" w:line="240" w:lineRule="auto"/>
+      </w:pPr>
+      <w:r>
+        <w:continuationSeparator/>
+      </w:r>
+    </w:p>
+  </w:footnote>
+</w:footnotes>
 </file>
 
 <file path=word/numbering.xml><?xml version="1.0" encoding="utf-8"?>
@@ -2051,7 +2196,6 @@
   <w:style w:type="character" w:default="1" w:styleId="DefaultParagraphFont">
     <w:name w:val="Default Paragraph Font"/>
     <w:uiPriority w:val="1"/>
-    <w:semiHidden/>
     <w:unhideWhenUsed/>
   </w:style>
   <w:style w:type="table" w:default="1" w:styleId="TableNormal">
@@ -2428,6 +2572,50 @@
     <w:name w:val="gcop2i3bl5b"/>
     <w:basedOn w:val="DefaultParagraphFont"/>
     <w:rsid w:val="00A21788"/>
+  </w:style>
+  <w:style w:type="paragraph" w:styleId="Header">
+    <w:name w:val="header"/>
+    <w:basedOn w:val="Normal"/>
+    <w:link w:val="HeaderChar"/>
+    <w:uiPriority w:val="99"/>
+    <w:unhideWhenUsed/>
+    <w:rsid w:val="002A5CDA"/>
+    <w:pPr>
+      <w:tabs>
+        <w:tab w:val="center" w:pos="4252"/>
+        <w:tab w:val="right" w:pos="8504"/>
+      </w:tabs>
+      <w:spacing w:after="0" w:line="240" w:lineRule="auto"/>
+    </w:pPr>
+  </w:style>
+  <w:style w:type="character" w:customStyle="1" w:styleId="HeaderChar">
+    <w:name w:val="Header Char"/>
+    <w:basedOn w:val="DefaultParagraphFont"/>
+    <w:link w:val="Header"/>
+    <w:uiPriority w:val="99"/>
+    <w:rsid w:val="002A5CDA"/>
+  </w:style>
+  <w:style w:type="paragraph" w:styleId="Footer">
+    <w:name w:val="footer"/>
+    <w:basedOn w:val="Normal"/>
+    <w:link w:val="FooterChar"/>
+    <w:uiPriority w:val="99"/>
+    <w:unhideWhenUsed/>
+    <w:rsid w:val="002A5CDA"/>
+    <w:pPr>
+      <w:tabs>
+        <w:tab w:val="center" w:pos="4252"/>
+        <w:tab w:val="right" w:pos="8504"/>
+      </w:tabs>
+      <w:spacing w:after="0" w:line="240" w:lineRule="auto"/>
+    </w:pPr>
+  </w:style>
+  <w:style w:type="character" w:customStyle="1" w:styleId="FooterChar">
+    <w:name w:val="Footer Char"/>
+    <w:basedOn w:val="DefaultParagraphFont"/>
+    <w:link w:val="Footer"/>
+    <w:uiPriority w:val="99"/>
+    <w:rsid w:val="002A5CDA"/>
   </w:style>
 </w:styles>
 </file>

--- a/BSG_01.docx
+++ b/BSG_01.docx
@@ -90,21 +90,7 @@
         <w:rPr>
           <w:lang w:val="en-US"/>
         </w:rPr>
-        <w:t xml:space="preserve">care to number your answers exactly as in this exercise. Upload your </w:t>
-      </w:r>
-      <w:proofErr w:type="gramStart"/>
-      <w:r>
-        <w:rPr>
-          <w:lang w:val="en-US"/>
-        </w:rPr>
-        <w:t>solution</w:t>
-      </w:r>
-      <w:proofErr w:type="gramEnd"/>
-      <w:r>
-        <w:rPr>
-          <w:lang w:val="en-US"/>
-        </w:rPr>
-        <w:t xml:space="preserve"> the web page of the</w:t>
+        <w:t>care to number your answers exactly as in this exercise. Upload your solution the web page of the</w:t>
       </w:r>
       <w:r>
         <w:rPr>
@@ -235,23 +221,7 @@
         <w:rPr>
           <w:lang w:val="en-US"/>
         </w:rPr>
-        <w:t xml:space="preserve">Load this data into the R environment, with the </w:t>
-      </w:r>
-      <w:proofErr w:type="spellStart"/>
-      <w:proofErr w:type="gramStart"/>
-      <w:r>
-        <w:rPr>
-          <w:lang w:val="en-US"/>
-        </w:rPr>
-        <w:t>read.table</w:t>
-      </w:r>
-      <w:proofErr w:type="spellEnd"/>
-      <w:proofErr w:type="gramEnd"/>
-      <w:r>
-        <w:rPr>
-          <w:lang w:val="en-US"/>
-        </w:rPr>
-        <w:t xml:space="preserve"> instruction. The first six columns</w:t>
+        <w:t>Load this data into the R environment, with the read.table instruction. The first six columns</w:t>
       </w:r>
       <w:r>
         <w:rPr>
@@ -263,21 +233,7 @@
         <w:rPr>
           <w:lang w:val="en-US"/>
         </w:rPr>
-        <w:t xml:space="preserve">contain non-genetical information. Create a </w:t>
-      </w:r>
-      <w:proofErr w:type="spellStart"/>
-      <w:r>
-        <w:rPr>
-          <w:lang w:val="en-US"/>
-        </w:rPr>
-        <w:t>dataframe</w:t>
-      </w:r>
-      <w:proofErr w:type="spellEnd"/>
-      <w:r>
-        <w:rPr>
-          <w:lang w:val="en-US"/>
-        </w:rPr>
-        <w:t xml:space="preserve"> that only contains the genetic information</w:t>
+        <w:t>contain non-genetical information. Create a dataframe that only contains the genetic information</w:t>
       </w:r>
       <w:r>
         <w:rPr>
@@ -289,35 +245,7 @@
         <w:rPr>
           <w:lang w:val="en-US"/>
         </w:rPr>
-        <w:t xml:space="preserve">that is in and beyond the 7th column. Notice that the genetic variants are </w:t>
-      </w:r>
-      <w:proofErr w:type="spellStart"/>
-      <w:r>
-        <w:rPr>
-          <w:lang w:val="en-US"/>
-        </w:rPr>
-        <w:t>identifed</w:t>
-      </w:r>
-      <w:proofErr w:type="spellEnd"/>
-      <w:r>
-        <w:rPr>
-          <w:lang w:val="en-US"/>
-        </w:rPr>
-        <w:t xml:space="preserve"> by an “</w:t>
-      </w:r>
-      <w:proofErr w:type="spellStart"/>
-      <w:r>
-        <w:rPr>
-          <w:lang w:val="en-US"/>
-        </w:rPr>
-        <w:t>rs</w:t>
-      </w:r>
-      <w:proofErr w:type="spellEnd"/>
-      <w:r>
-        <w:rPr>
-          <w:lang w:val="en-US"/>
-        </w:rPr>
-        <w:t>”</w:t>
+        <w:t>that is in and beyond the 7th column. Notice that the genetic variants are identifed by an “rs”</w:t>
       </w:r>
       <w:r>
         <w:rPr>
@@ -401,21 +329,7 @@
         <w:rPr>
           <w:lang w:val="en-US"/>
         </w:rPr>
-        <w:t xml:space="preserve">Calculate the percentage of monomorphic variants. Exclude all </w:t>
-      </w:r>
-      <w:proofErr w:type="spellStart"/>
-      <w:r>
-        <w:rPr>
-          <w:lang w:val="en-US"/>
-        </w:rPr>
-        <w:t>monomorphics</w:t>
-      </w:r>
-      <w:proofErr w:type="spellEnd"/>
-      <w:r>
-        <w:rPr>
-          <w:lang w:val="en-US"/>
-        </w:rPr>
-        <w:t xml:space="preserve"> from the</w:t>
+        <w:t>Calculate the percentage of monomorphic variants. Exclude all monomorphics from the</w:t>
       </w:r>
       <w:r>
         <w:rPr>
@@ -695,9 +609,6 @@
             <m:t>=0.3676</m:t>
           </m:r>
           <m:r>
-            <w:rPr>
-              <w:i/>
-            </w:rPr>
             <w:br/>
           </m:r>
         </m:oMath>
@@ -766,14 +677,7 @@
         <w:rPr>
           <w:lang w:val="en-US"/>
         </w:rPr>
-        <w:t xml:space="preserve">Uniform distribution at [0, 0.5]. The range from 0 to 0.5 can be easily explained </w:t>
-      </w:r>
-      <w:proofErr w:type="gramStart"/>
-      <w:r>
-        <w:rPr>
-          <w:lang w:val="en-US"/>
-        </w:rPr>
-        <w:t>due to the</w:t>
+        <w:t>Uniform distribution at [0, 0.5]. The range from 0 to 0.5 can be easily explained due to the</w:t>
       </w:r>
       <w:r>
         <w:rPr>
@@ -785,56 +689,39 @@
         <w:rPr>
           <w:lang w:val="en-US"/>
         </w:rPr>
-        <w:t>fact that</w:t>
-      </w:r>
-      <w:proofErr w:type="gramEnd"/>
-      <w:r>
-        <w:rPr>
-          <w:lang w:val="en-US"/>
-        </w:rPr>
-        <w:t xml:space="preserve"> a frequency higher than 0.5 would indicate this is not the minor allele.</w:t>
-      </w:r>
-    </w:p>
-    <w:p>
-      <w:pPr>
-        <w:rPr>
-          <w:lang w:val="en-US"/>
-        </w:rPr>
-      </w:pPr>
-    </w:p>
-    <w:p>
-      <w:pPr>
-        <w:rPr>
-          <w:lang w:val="en-US"/>
-        </w:rPr>
-      </w:pPr>
-      <w:r>
-        <w:rPr>
-          <w:lang w:val="en-US"/>
-        </w:rPr>
-        <w:t xml:space="preserve">5. Calculate the observed heterozygosity </w:t>
-      </w:r>
-      <w:proofErr w:type="gramStart"/>
-      <w:r>
-        <w:rPr>
-          <w:lang w:val="en-US"/>
-        </w:rPr>
-        <w:t>H0, and</w:t>
-      </w:r>
-      <w:proofErr w:type="gramEnd"/>
-      <w:r>
-        <w:rPr>
-          <w:lang w:val="en-US"/>
-        </w:rPr>
-        <w:t xml:space="preserve"> make a histogram of it. What is, theoretically,</w:t>
-      </w:r>
-    </w:p>
-    <w:p>
-      <w:pPr>
-        <w:rPr>
-          <w:lang w:val="en-US"/>
-        </w:rPr>
-      </w:pPr>
+        <w:t>fact that a frequency higher than 0.5 would indicate this is not the minor allele.</w:t>
+      </w:r>
+    </w:p>
+    <w:p>
+      <w:pPr>
+        <w:rPr>
+          <w:lang w:val="en-US"/>
+        </w:rPr>
+      </w:pPr>
+    </w:p>
+    <w:p>
+      <w:pPr>
+        <w:pStyle w:val="ListParagraph"/>
+        <w:numPr>
+          <w:ilvl w:val="0"/>
+          <w:numId w:val="1"/>
+        </w:numPr>
+        <w:rPr>
+          <w:lang w:val="en-US"/>
+        </w:rPr>
+      </w:pPr>
+      <w:r>
+        <w:rPr>
+          <w:lang w:val="en-US"/>
+        </w:rPr>
+        <w:t>Calculate the observed heterozygosity H0, and make a histogram of it. What is, theoretically,</w:t>
+      </w:r>
+      <w:r>
+        <w:rPr>
+          <w:lang w:val="en-US"/>
+        </w:rPr>
+        <w:t xml:space="preserve"> </w:t>
+      </w:r>
       <w:r>
         <w:rPr>
           <w:lang w:val="en-US"/>
@@ -843,139 +730,825 @@
       </w:r>
     </w:p>
     <w:p>
-      <w:pPr>
-        <w:rPr>
-          <w:lang w:val="en-US"/>
-        </w:rPr>
-      </w:pPr>
-      <w:r>
-        <w:rPr>
-          <w:lang w:val="en-US"/>
-        </w:rPr>
-        <w:t>6. Compute for each marker its expected heterozygosity (He), where the expected heterozygosity</w:t>
-      </w:r>
-    </w:p>
-    <w:p>
-      <w:pPr>
-        <w:rPr>
-          <w:lang w:val="en-US"/>
-        </w:rPr>
-      </w:pPr>
-      <w:r>
-        <w:rPr>
-          <w:lang w:val="en-US"/>
-        </w:rPr>
-        <w:t>for a bi-allelic marker is defined as 1 −</w:t>
-      </w:r>
-    </w:p>
-    <w:p>
-      <w:pPr>
-        <w:rPr>
-          <w:lang w:val="en-US"/>
-        </w:rPr>
-      </w:pPr>
-      <w:r>
-        <w:rPr>
-          <w:lang w:val="en-US"/>
-        </w:rPr>
-        <w:t>Pk</w:t>
-      </w:r>
-    </w:p>
-    <w:p>
-      <w:pPr>
-        <w:rPr>
-          <w:lang w:val="en-US"/>
-        </w:rPr>
-      </w:pPr>
-      <w:proofErr w:type="spellStart"/>
-      <w:r>
-        <w:rPr>
-          <w:lang w:val="en-US"/>
-        </w:rPr>
-        <w:t>i</w:t>
-      </w:r>
-      <w:proofErr w:type="spellEnd"/>
-      <w:r>
-        <w:rPr>
-          <w:lang w:val="en-US"/>
-        </w:rPr>
-        <w:t>=1 p2i</w:t>
-      </w:r>
-    </w:p>
-    <w:p>
-      <w:pPr>
-        <w:rPr>
-          <w:lang w:val="en-US"/>
-        </w:rPr>
-      </w:pPr>
-      <w:r>
-        <w:rPr>
-          <w:lang w:val="en-US"/>
-        </w:rPr>
-        <w:t>, where p2i</w:t>
-      </w:r>
-    </w:p>
-    <w:p>
-      <w:pPr>
-        <w:rPr>
-          <w:lang w:val="en-US"/>
-        </w:rPr>
-      </w:pPr>
-      <w:r>
-        <w:rPr>
-          <w:lang w:val="en-US"/>
-        </w:rPr>
-        <w:t xml:space="preserve">is the frequency of the </w:t>
-      </w:r>
-      <w:proofErr w:type="spellStart"/>
-      <w:r>
-        <w:rPr>
-          <w:lang w:val="en-US"/>
-        </w:rPr>
-        <w:t>ith</w:t>
-      </w:r>
-      <w:proofErr w:type="spellEnd"/>
-    </w:p>
-    <w:p>
-      <w:pPr>
-        <w:rPr>
-          <w:lang w:val="en-US"/>
-        </w:rPr>
-      </w:pPr>
+      <w:r>
+        <w:drawing>
+          <wp:inline distT="0" distB="0" distL="0" distR="0" wp14:anchorId="5836FE76" wp14:editId="78DD5DC4">
+            <wp:extent cx="3454400" cy="3423934"/>
+            <wp:effectExtent l="0" t="0" r="0" b="5080"/>
+            <wp:docPr id="696088137" name="Picture 5"/>
+            <wp:cNvGraphicFramePr>
+              <a:graphicFrameLocks xmlns:a="http://schemas.openxmlformats.org/drawingml/2006/main" noChangeAspect="1"/>
+            </wp:cNvGraphicFramePr>
+            <a:graphic xmlns:a="http://schemas.openxmlformats.org/drawingml/2006/main">
+              <a:graphicData uri="http://schemas.openxmlformats.org/drawingml/2006/picture">
+                <pic:pic xmlns:pic="http://schemas.openxmlformats.org/drawingml/2006/picture">
+                  <pic:nvPicPr>
+                    <pic:cNvPr id="0" name="Picture 15"/>
+                    <pic:cNvPicPr>
+                      <a:picLocks noChangeAspect="1" noChangeArrowheads="1"/>
+                    </pic:cNvPicPr>
+                  </pic:nvPicPr>
+                  <pic:blipFill>
+                    <a:blip r:embed="rId7">
+                      <a:extLst>
+                        <a:ext uri="{28A0092B-C50C-407E-A947-70E740481C1C}">
+                          <a14:useLocalDpi xmlns:a14="http://schemas.microsoft.com/office/drawing/2010/main" val="0"/>
+                        </a:ext>
+                      </a:extLst>
+                    </a:blip>
+                    <a:srcRect/>
+                    <a:stretch>
+                      <a:fillRect/>
+                    </a:stretch>
+                  </pic:blipFill>
+                  <pic:spPr bwMode="auto">
+                    <a:xfrm>
+                      <a:off x="0" y="0"/>
+                      <a:ext cx="3456045" cy="3425564"/>
+                    </a:xfrm>
+                    <a:prstGeom prst="rect">
+                      <a:avLst/>
+                    </a:prstGeom>
+                    <a:noFill/>
+                    <a:ln>
+                      <a:noFill/>
+                    </a:ln>
+                  </pic:spPr>
+                </pic:pic>
+              </a:graphicData>
+            </a:graphic>
+          </wp:inline>
+        </w:drawing>
+      </w:r>
+    </w:p>
+    <w:p>
+      <w:pPr>
+        <w:ind w:left="708"/>
+        <w:rPr>
+          <w:lang w:val="en-US"/>
+        </w:rPr>
+      </w:pPr>
+      <w:r>
+        <w:rPr>
+          <w:lang w:val="en-US"/>
+        </w:rPr>
+        <w:t>The observed heterozygosity (</w:t>
+      </w:r>
+      <m:oMath>
+        <m:sSub>
+          <m:sSubPr>
+            <m:ctrlPr>
+              <w:rPr>
+                <w:rFonts w:ascii="Cambria Math" w:hAnsi="Cambria Math"/>
+              </w:rPr>
+            </m:ctrlPr>
+          </m:sSubPr>
+          <m:e>
+            <m:r>
+              <w:rPr>
+                <w:rFonts w:ascii="Cambria Math" w:hAnsi="Cambria Math"/>
+              </w:rPr>
+              <m:t>H</m:t>
+            </m:r>
+          </m:e>
+          <m:sub>
+            <m:r>
+              <w:rPr>
+                <w:rFonts w:ascii="Cambria Math" w:hAnsi="Cambria Math"/>
+              </w:rPr>
+              <m:t>O</m:t>
+            </m:r>
+          </m:sub>
+        </m:sSub>
+      </m:oMath>
+      <w:r>
+        <w:rPr>
+          <w:lang w:val="en-US"/>
+        </w:rPr>
+        <w:t xml:space="preserve">) is the proportion of individuals with a heterozygous genotype. Since it is a proportion, its theoretical range is </w:t>
+      </w:r>
+      <w:r>
+        <w:rPr>
+          <w:b/>
+          <w:bCs/>
+          <w:lang w:val="en-US"/>
+        </w:rPr>
+        <w:t>0 to 1</w:t>
+      </w:r>
+      <w:r>
+        <w:rPr>
+          <w:lang w:val="en-US"/>
+        </w:rPr>
+        <w:t>, where 0 means that no individuals are heterozygous and 1 means that all individuals are heterozygous.</w:t>
+      </w:r>
+    </w:p>
+    <w:p>
+      <w:pPr>
+        <w:ind w:left="708"/>
+      </w:pPr>
+      <w:r>
+        <w:t>So:</w:t>
+      </w:r>
+    </w:p>
+    <w:p>
+      <m:oMathPara>
+        <m:oMath>
+          <m:borderBox>
+            <m:borderBoxPr>
+              <m:ctrlPr>
+                <w:rPr>
+                  <w:rFonts w:ascii="Cambria Math" w:hAnsi="Cambria Math"/>
+                </w:rPr>
+              </m:ctrlPr>
+            </m:borderBoxPr>
+            <m:e>
+              <m:r>
+                <w:rPr>
+                  <w:rFonts w:ascii="Cambria Math" w:hAnsi="Cambria Math"/>
+                </w:rPr>
+                <m:t>0≤</m:t>
+              </m:r>
+              <m:sSub>
+                <m:sSubPr>
+                  <m:ctrlPr>
+                    <w:rPr>
+                      <w:rFonts w:ascii="Cambria Math" w:hAnsi="Cambria Math"/>
+                    </w:rPr>
+                  </m:ctrlPr>
+                </m:sSubPr>
+                <m:e>
+                  <m:r>
+                    <w:rPr>
+                      <w:rFonts w:ascii="Cambria Math" w:hAnsi="Cambria Math"/>
+                    </w:rPr>
+                    <m:t>H</m:t>
+                  </m:r>
+                </m:e>
+                <m:sub>
+                  <m:r>
+                    <w:rPr>
+                      <w:rFonts w:ascii="Cambria Math" w:hAnsi="Cambria Math"/>
+                    </w:rPr>
+                    <m:t>O</m:t>
+                  </m:r>
+                </m:sub>
+              </m:sSub>
+              <m:r>
+                <w:rPr>
+                  <w:rFonts w:ascii="Cambria Math" w:hAnsi="Cambria Math"/>
+                </w:rPr>
+                <m:t>≤1</m:t>
+              </m:r>
+            </m:e>
+          </m:borderBox>
+          <m:r>
+            <w:br/>
+          </m:r>
+        </m:oMath>
+      </m:oMathPara>
+    </w:p>
+    <w:p/>
+    <w:p>
+      <w:pPr>
+        <w:rPr>
+          <w:lang w:val="en-US"/>
+        </w:rPr>
+      </w:pPr>
+    </w:p>
+    <w:p>
+      <w:pPr>
+        <w:pStyle w:val="ListParagraph"/>
+        <w:numPr>
+          <w:ilvl w:val="0"/>
+          <w:numId w:val="1"/>
+        </w:numPr>
+        <w:rPr>
+          <w:lang w:val="en-US"/>
+        </w:rPr>
+      </w:pPr>
+      <w:r>
+        <w:rPr>
+          <w:lang w:val="en-US"/>
+        </w:rPr>
+        <w:lastRenderedPageBreak/>
+        <w:t>Compute for each marker its expected heterozygosity (He), where the expected heterozygosity</w:t>
+      </w:r>
+      <w:r>
+        <w:rPr>
+          <w:lang w:val="en-US"/>
+        </w:rPr>
+        <w:t xml:space="preserve"> </w:t>
+      </w:r>
+      <w:r>
+        <w:rPr>
+          <w:lang w:val="en-US"/>
+        </w:rPr>
+        <w:t xml:space="preserve">for a bi-allelic marker is defined </w:t>
+      </w:r>
+      <w:r>
+        <w:rPr>
+          <w:lang w:val="en-US"/>
+        </w:rPr>
+        <w:t xml:space="preserve">as </w:t>
+      </w:r>
+      <w:r>
+        <w:rPr>
+          <w:lang w:val="en-US"/>
+        </w:rPr>
+        <w:drawing>
+          <wp:inline distT="0" distB="0" distL="0" distR="0" wp14:anchorId="6217F608" wp14:editId="3D0D6404">
+            <wp:extent cx="762856" cy="222250"/>
+            <wp:effectExtent l="0" t="0" r="0" b="6350"/>
+            <wp:docPr id="1627233979" name="Picture 1"/>
+            <wp:cNvGraphicFramePr>
+              <a:graphicFrameLocks xmlns:a="http://schemas.openxmlformats.org/drawingml/2006/main" noChangeAspect="1"/>
+            </wp:cNvGraphicFramePr>
+            <a:graphic xmlns:a="http://schemas.openxmlformats.org/drawingml/2006/main">
+              <a:graphicData uri="http://schemas.openxmlformats.org/drawingml/2006/picture">
+                <pic:pic xmlns:pic="http://schemas.openxmlformats.org/drawingml/2006/picture">
+                  <pic:nvPicPr>
+                    <pic:cNvPr id="1627233979" name=""/>
+                    <pic:cNvPicPr/>
+                  </pic:nvPicPr>
+                  <pic:blipFill>
+                    <a:blip r:embed="rId8"/>
+                    <a:stretch>
+                      <a:fillRect/>
+                    </a:stretch>
+                  </pic:blipFill>
+                  <pic:spPr>
+                    <a:xfrm>
+                      <a:off x="0" y="0"/>
+                      <a:ext cx="771168" cy="224672"/>
+                    </a:xfrm>
+                    <a:prstGeom prst="rect">
+                      <a:avLst/>
+                    </a:prstGeom>
+                  </pic:spPr>
+                </pic:pic>
+              </a:graphicData>
+            </a:graphic>
+          </wp:inline>
+        </w:drawing>
+      </w:r>
+      <w:r>
+        <w:rPr>
+          <w:lang w:val="en-US"/>
+        </w:rPr>
+        <w:t>,</w:t>
+      </w:r>
+      <w:r>
+        <w:rPr>
+          <w:lang w:val="en-US"/>
+        </w:rPr>
+        <w:t xml:space="preserve"> </w:t>
+      </w:r>
+      <w:r>
+        <w:rPr>
+          <w:lang w:val="en-US"/>
+        </w:rPr>
+        <w:t>where pi</w:t>
+      </w:r>
+      <w:r>
+        <w:rPr>
+          <w:lang w:val="en-US"/>
+        </w:rPr>
+        <w:t>^2</w:t>
+      </w:r>
+      <w:r>
+        <w:rPr>
+          <w:lang w:val="en-US"/>
+        </w:rPr>
+        <w:t xml:space="preserve"> </w:t>
+      </w:r>
+      <w:r>
+        <w:rPr>
+          <w:lang w:val="en-US"/>
+        </w:rPr>
+        <w:t>is the frequency of the ith</w:t>
+      </w:r>
+      <w:r>
+        <w:rPr>
+          <w:lang w:val="en-US"/>
+        </w:rPr>
+        <w:t xml:space="preserve"> </w:t>
+      </w:r>
       <w:r>
         <w:rPr>
           <w:lang w:val="en-US"/>
         </w:rPr>
         <w:t>allele. Make a histogram of the expected heterozygosity. What is, theoretically, the range of</w:t>
       </w:r>
-    </w:p>
-    <w:p>
-      <w:pPr>
-        <w:rPr>
-          <w:lang w:val="en-US"/>
-        </w:rPr>
-      </w:pPr>
-      <w:r>
-        <w:rPr>
-          <w:lang w:val="en-US"/>
-        </w:rPr>
-        <w:t xml:space="preserve">variation of this statistic? What is the </w:t>
-      </w:r>
-      <w:proofErr w:type="gramStart"/>
-      <w:r>
-        <w:rPr>
-          <w:lang w:val="en-US"/>
-        </w:rPr>
-        <w:t>average of</w:t>
-      </w:r>
-      <w:proofErr w:type="gramEnd"/>
-      <w:r>
-        <w:rPr>
-          <w:lang w:val="en-US"/>
-        </w:rPr>
-        <w:t xml:space="preserve"> He for this database?</w:t>
-      </w:r>
-    </w:p>
+      <w:r>
+        <w:rPr>
+          <w:lang w:val="en-US"/>
+        </w:rPr>
+        <w:t xml:space="preserve"> </w:t>
+      </w:r>
+      <w:r>
+        <w:rPr>
+          <w:lang w:val="en-US"/>
+        </w:rPr>
+        <w:t>variation of this statistic? What is the average of He for this database?</w:t>
+      </w:r>
+    </w:p>
+    <w:p>
+      <w:pPr>
+        <w:pStyle w:val="NormalWeb"/>
+      </w:pPr>
+      <w:r>
+        <w:rPr>
+          <w:noProof/>
+        </w:rPr>
+        <w:drawing>
+          <wp:inline distT="0" distB="0" distL="0" distR="0" wp14:anchorId="521517A0" wp14:editId="66844FAB">
+            <wp:extent cx="3580137" cy="3429000"/>
+            <wp:effectExtent l="0" t="0" r="1270" b="0"/>
+            <wp:docPr id="2011029454" name="Picture 6"/>
+            <wp:cNvGraphicFramePr>
+              <a:graphicFrameLocks xmlns:a="http://schemas.openxmlformats.org/drawingml/2006/main" noChangeAspect="1"/>
+            </wp:cNvGraphicFramePr>
+            <a:graphic xmlns:a="http://schemas.openxmlformats.org/drawingml/2006/main">
+              <a:graphicData uri="http://schemas.openxmlformats.org/drawingml/2006/picture">
+                <pic:pic xmlns:pic="http://schemas.openxmlformats.org/drawingml/2006/picture">
+                  <pic:nvPicPr>
+                    <pic:cNvPr id="0" name="Picture 17"/>
+                    <pic:cNvPicPr>
+                      <a:picLocks noChangeAspect="1" noChangeArrowheads="1"/>
+                    </pic:cNvPicPr>
+                  </pic:nvPicPr>
+                  <pic:blipFill>
+                    <a:blip r:embed="rId9">
+                      <a:extLst>
+                        <a:ext uri="{28A0092B-C50C-407E-A947-70E740481C1C}">
+                          <a14:useLocalDpi xmlns:a14="http://schemas.microsoft.com/office/drawing/2010/main" val="0"/>
+                        </a:ext>
+                      </a:extLst>
+                    </a:blip>
+                    <a:srcRect/>
+                    <a:stretch>
+                      <a:fillRect/>
+                    </a:stretch>
+                  </pic:blipFill>
+                  <pic:spPr bwMode="auto">
+                    <a:xfrm>
+                      <a:off x="0" y="0"/>
+                      <a:ext cx="3580720" cy="3429558"/>
+                    </a:xfrm>
+                    <a:prstGeom prst="rect">
+                      <a:avLst/>
+                    </a:prstGeom>
+                    <a:noFill/>
+                    <a:ln>
+                      <a:noFill/>
+                    </a:ln>
+                  </pic:spPr>
+                </pic:pic>
+              </a:graphicData>
+            </a:graphic>
+          </wp:inline>
+        </w:drawing>
+      </w:r>
+    </w:p>
+    <w:p>
+      <w:pPr>
+        <w:rPr>
+          <w:lang w:val="en-US"/>
+        </w:rPr>
+      </w:pPr>
+      <w:r>
+        <w:rPr>
+          <w:lang w:val="en-US"/>
+        </w:rPr>
+        <w:t xml:space="preserve">For a </w:t>
+      </w:r>
+      <w:r>
+        <w:rPr>
+          <w:b/>
+          <w:bCs/>
+          <w:lang w:val="en-US"/>
+        </w:rPr>
+        <w:t>bi-allelic marker</w:t>
+      </w:r>
+      <w:r>
+        <w:rPr>
+          <w:lang w:val="en-US"/>
+        </w:rPr>
+        <w:t>, the maximum occurs when both alleles have frequency 0.5:</w:t>
+      </w:r>
+    </w:p>
+    <w:p>
+      <w:pPr>
+        <w:rPr>
+          <w:lang w:val="en-US"/>
+        </w:rPr>
+      </w:pPr>
+      <m:oMathPara>
+        <m:oMath>
+          <m:sSub>
+            <m:sSubPr>
+              <m:ctrlPr>
+                <w:rPr>
+                  <w:rFonts w:ascii="Cambria Math" w:hAnsi="Cambria Math"/>
+                </w:rPr>
+              </m:ctrlPr>
+            </m:sSubPr>
+            <m:e>
+              <m:r>
+                <w:rPr>
+                  <w:rFonts w:ascii="Cambria Math" w:hAnsi="Cambria Math"/>
+                </w:rPr>
+                <m:t>H</m:t>
+              </m:r>
+            </m:e>
+            <m:sub>
+              <m:r>
+                <w:rPr>
+                  <w:rFonts w:ascii="Cambria Math" w:hAnsi="Cambria Math"/>
+                </w:rPr>
+                <m:t>e</m:t>
+              </m:r>
+            </m:sub>
+          </m:sSub>
+          <m:r>
+            <w:rPr>
+              <w:rFonts w:ascii="Cambria Math" w:hAnsi="Cambria Math"/>
+            </w:rPr>
+            <m:t>=1-</m:t>
+          </m:r>
+          <m:d>
+            <m:dPr>
+              <m:ctrlPr>
+                <w:rPr>
+                  <w:rFonts w:ascii="Cambria Math" w:hAnsi="Cambria Math"/>
+                </w:rPr>
+              </m:ctrlPr>
+            </m:dPr>
+            <m:e>
+              <m:sSup>
+                <m:sSupPr>
+                  <m:ctrlPr>
+                    <w:rPr>
+                      <w:rFonts w:ascii="Cambria Math" w:hAnsi="Cambria Math"/>
+                    </w:rPr>
+                  </m:ctrlPr>
+                </m:sSupPr>
+                <m:e>
+                  <m:r>
+                    <w:rPr>
+                      <w:rFonts w:ascii="Cambria Math" w:hAnsi="Cambria Math"/>
+                    </w:rPr>
+                    <m:t>0.5</m:t>
+                  </m:r>
+                </m:e>
+                <m:sup>
+                  <m:r>
+                    <w:rPr>
+                      <w:rFonts w:ascii="Cambria Math" w:hAnsi="Cambria Math"/>
+                    </w:rPr>
+                    <m:t>2</m:t>
+                  </m:r>
+                </m:sup>
+              </m:sSup>
+              <m:r>
+                <w:rPr>
+                  <w:rFonts w:ascii="Cambria Math" w:hAnsi="Cambria Math"/>
+                </w:rPr>
+                <m:t>+</m:t>
+              </m:r>
+              <m:sSup>
+                <m:sSupPr>
+                  <m:ctrlPr>
+                    <w:rPr>
+                      <w:rFonts w:ascii="Cambria Math" w:hAnsi="Cambria Math"/>
+                    </w:rPr>
+                  </m:ctrlPr>
+                </m:sSupPr>
+                <m:e>
+                  <m:r>
+                    <w:rPr>
+                      <w:rFonts w:ascii="Cambria Math" w:hAnsi="Cambria Math"/>
+                    </w:rPr>
+                    <m:t>0.5</m:t>
+                  </m:r>
+                </m:e>
+                <m:sup>
+                  <m:r>
+                    <w:rPr>
+                      <w:rFonts w:ascii="Cambria Math" w:hAnsi="Cambria Math"/>
+                    </w:rPr>
+                    <m:t>2</m:t>
+                  </m:r>
+                </m:sup>
+              </m:sSup>
+            </m:e>
+          </m:d>
+          <m:r>
+            <w:rPr>
+              <w:rFonts w:ascii="Cambria Math" w:hAnsi="Cambria Math"/>
+            </w:rPr>
+            <m:t>=0.5</m:t>
+          </m:r>
+        </m:oMath>
+      </m:oMathPara>
+    </w:p>
+    <w:p>
+      <w:pPr>
+        <w:rPr>
+          <w:lang w:val="en-US"/>
+        </w:rPr>
+      </w:pPr>
+      <w:r>
+        <w:rPr>
+          <w:lang w:val="en-US"/>
+        </w:rPr>
+        <w:t>The minimum occurs when one allele has frequency 1 and the other has frequency 0:</w:t>
+      </w:r>
+    </w:p>
+    <w:p>
+      <w:pPr>
+        <w:rPr>
+          <w:rFonts w:eastAsiaTheme="minorEastAsia"/>
+        </w:rPr>
+      </w:pPr>
+      <m:oMathPara>
+        <m:oMath>
+          <m:sSub>
+            <m:sSubPr>
+              <m:ctrlPr>
+                <w:rPr>
+                  <w:rFonts w:ascii="Cambria Math" w:hAnsi="Cambria Math"/>
+                </w:rPr>
+              </m:ctrlPr>
+            </m:sSubPr>
+            <m:e>
+              <m:r>
+                <w:rPr>
+                  <w:rFonts w:ascii="Cambria Math" w:hAnsi="Cambria Math"/>
+                </w:rPr>
+                <m:t>H</m:t>
+              </m:r>
+            </m:e>
+            <m:sub>
+              <m:r>
+                <w:rPr>
+                  <w:rFonts w:ascii="Cambria Math" w:hAnsi="Cambria Math"/>
+                </w:rPr>
+                <m:t>e</m:t>
+              </m:r>
+            </m:sub>
+          </m:sSub>
+          <m:r>
+            <w:rPr>
+              <w:rFonts w:ascii="Cambria Math" w:hAnsi="Cambria Math"/>
+            </w:rPr>
+            <m:t>=1-</m:t>
+          </m:r>
+          <m:d>
+            <m:dPr>
+              <m:ctrlPr>
+                <w:rPr>
+                  <w:rFonts w:ascii="Cambria Math" w:hAnsi="Cambria Math"/>
+                </w:rPr>
+              </m:ctrlPr>
+            </m:dPr>
+            <m:e>
+              <m:sSup>
+                <m:sSupPr>
+                  <m:ctrlPr>
+                    <w:rPr>
+                      <w:rFonts w:ascii="Cambria Math" w:hAnsi="Cambria Math"/>
+                    </w:rPr>
+                  </m:ctrlPr>
+                </m:sSupPr>
+                <m:e>
+                  <m:r>
+                    <w:rPr>
+                      <w:rFonts w:ascii="Cambria Math" w:hAnsi="Cambria Math"/>
+                    </w:rPr>
+                    <m:t>1</m:t>
+                  </m:r>
+                </m:e>
+                <m:sup>
+                  <m:r>
+                    <w:rPr>
+                      <w:rFonts w:ascii="Cambria Math" w:hAnsi="Cambria Math"/>
+                    </w:rPr>
+                    <m:t>2</m:t>
+                  </m:r>
+                </m:sup>
+              </m:sSup>
+              <m:r>
+                <w:rPr>
+                  <w:rFonts w:ascii="Cambria Math" w:hAnsi="Cambria Math"/>
+                </w:rPr>
+                <m:t>+</m:t>
+              </m:r>
+              <m:sSup>
+                <m:sSupPr>
+                  <m:ctrlPr>
+                    <w:rPr>
+                      <w:rFonts w:ascii="Cambria Math" w:hAnsi="Cambria Math"/>
+                    </w:rPr>
+                  </m:ctrlPr>
+                </m:sSupPr>
+                <m:e>
+                  <m:r>
+                    <w:rPr>
+                      <w:rFonts w:ascii="Cambria Math" w:hAnsi="Cambria Math"/>
+                    </w:rPr>
+                    <m:t>0</m:t>
+                  </m:r>
+                </m:e>
+                <m:sup>
+                  <m:r>
+                    <w:rPr>
+                      <w:rFonts w:ascii="Cambria Math" w:hAnsi="Cambria Math"/>
+                    </w:rPr>
+                    <m:t>2</m:t>
+                  </m:r>
+                </m:sup>
+              </m:sSup>
+            </m:e>
+          </m:d>
+          <m:r>
+            <w:rPr>
+              <w:rFonts w:ascii="Cambria Math" w:hAnsi="Cambria Math"/>
+            </w:rPr>
+            <m:t>=0</m:t>
+          </m:r>
+        </m:oMath>
+      </m:oMathPara>
+    </w:p>
+    <w:p>
+      <w:r>
+        <w:t>Therefore:</w:t>
+      </w:r>
+    </w:p>
+    <w:p>
+      <w:pPr>
+        <w:rPr>
+          <w:rFonts w:eastAsiaTheme="minorEastAsia"/>
+        </w:rPr>
+      </w:pPr>
+      <m:oMathPara>
+        <m:oMath>
+          <m:borderBox>
+            <m:borderBoxPr>
+              <m:ctrlPr>
+                <w:rPr>
+                  <w:rFonts w:ascii="Cambria Math" w:hAnsi="Cambria Math"/>
+                </w:rPr>
+              </m:ctrlPr>
+            </m:borderBoxPr>
+            <m:e>
+              <m:r>
+                <w:rPr>
+                  <w:rFonts w:ascii="Cambria Math" w:hAnsi="Cambria Math"/>
+                </w:rPr>
+                <m:t>0≤</m:t>
+              </m:r>
+              <m:sSub>
+                <m:sSubPr>
+                  <m:ctrlPr>
+                    <w:rPr>
+                      <w:rFonts w:ascii="Cambria Math" w:hAnsi="Cambria Math"/>
+                    </w:rPr>
+                  </m:ctrlPr>
+                </m:sSubPr>
+                <m:e>
+                  <m:r>
+                    <w:rPr>
+                      <w:rFonts w:ascii="Cambria Math" w:hAnsi="Cambria Math"/>
+                    </w:rPr>
+                    <m:t>H</m:t>
+                  </m:r>
+                </m:e>
+                <m:sub>
+                  <m:r>
+                    <w:rPr>
+                      <w:rFonts w:ascii="Cambria Math" w:hAnsi="Cambria Math"/>
+                    </w:rPr>
+                    <m:t>e</m:t>
+                  </m:r>
+                </m:sub>
+              </m:sSub>
+              <m:r>
+                <w:rPr>
+                  <w:rFonts w:ascii="Cambria Math" w:hAnsi="Cambria Math"/>
+                </w:rPr>
+                <m:t>≤0.5</m:t>
+              </m:r>
+            </m:e>
+          </m:borderBox>
+        </m:oMath>
+      </m:oMathPara>
+    </w:p>
+    <w:p>
+      <w:r>
+        <w:rPr>
+          <w:lang w:val="en-US"/>
+        </w:rPr>
+        <w:t>The expected heterozygosity (</w:t>
+      </w:r>
+      <m:oMath>
+        <m:sSub>
+          <m:sSubPr>
+            <m:ctrlPr>
+              <w:rPr>
+                <w:rFonts w:ascii="Cambria Math" w:hAnsi="Cambria Math"/>
+              </w:rPr>
+            </m:ctrlPr>
+          </m:sSubPr>
+          <m:e>
+            <m:r>
+              <w:rPr>
+                <w:rFonts w:ascii="Cambria Math" w:hAnsi="Cambria Math"/>
+              </w:rPr>
+              <m:t>H</m:t>
+            </m:r>
+          </m:e>
+          <m:sub>
+            <m:r>
+              <w:rPr>
+                <w:rFonts w:ascii="Cambria Math" w:hAnsi="Cambria Math"/>
+              </w:rPr>
+              <m:t>e</m:t>
+            </m:r>
+          </m:sub>
+        </m:sSub>
+      </m:oMath>
+      <w:r>
+        <w:rPr>
+          <w:lang w:val="en-US"/>
+        </w:rPr>
+        <w:t xml:space="preserve">) was calculated for each bi-allelic marker using the allele frequencies. The theoretical range of </w:t>
+      </w:r>
+      <m:oMath>
+        <m:sSub>
+          <m:sSubPr>
+            <m:ctrlPr>
+              <w:rPr>
+                <w:rFonts w:ascii="Cambria Math" w:hAnsi="Cambria Math"/>
+              </w:rPr>
+            </m:ctrlPr>
+          </m:sSubPr>
+          <m:e>
+            <m:r>
+              <w:rPr>
+                <w:rFonts w:ascii="Cambria Math" w:hAnsi="Cambria Math"/>
+              </w:rPr>
+              <m:t>H</m:t>
+            </m:r>
+          </m:e>
+          <m:sub>
+            <m:r>
+              <w:rPr>
+                <w:rFonts w:ascii="Cambria Math" w:hAnsi="Cambria Math"/>
+              </w:rPr>
+              <m:t>e</m:t>
+            </m:r>
+          </m:sub>
+        </m:sSub>
+      </m:oMath>
+      <w:r>
+        <w:rPr>
+          <w:lang w:val="en-US"/>
+        </w:rPr>
+        <w:t xml:space="preserve">is </w:t>
+      </w:r>
+      <w:r>
+        <w:rPr>
+          <w:b/>
+          <w:bCs/>
+          <w:lang w:val="en-US"/>
+        </w:rPr>
+        <w:t>0 to 0.5</w:t>
+      </w:r>
+      <w:r>
+        <w:rPr>
+          <w:lang w:val="en-US"/>
+        </w:rPr>
+        <w:t xml:space="preserve">. The minimum value of 0 occurs when one allele is fixed, while the maximum value of 0.5 occurs when the two alleles have equal frequencies (0.5 and 0.5). The histogram shows the distribution of expected heterozygosity across the markers. </w:t>
+      </w:r>
+      <w:r>
+        <w:t xml:space="preserve">The </w:t>
+      </w:r>
+      <w:r>
+        <w:rPr>
+          <w:b/>
+          <w:bCs/>
+        </w:rPr>
+        <w:t>average expected heterozygosity for this database is 0.2759 (approximately 0.276)</w:t>
+      </w:r>
+      <w:r>
+        <w:t>.</w:t>
+      </w:r>
+    </w:p>
+    <w:p/>
+    <w:p/>
+    <w:p/>
+    <w:p/>
     <w:p>
       <w:pPr>
         <w:rPr>
@@ -992,6 +1565,7 @@
           <w:u w:val="single"/>
           <w:lang w:val="en-US"/>
         </w:rPr>
+        <w:lastRenderedPageBreak/>
         <w:t>STR dataset</w:t>
       </w:r>
     </w:p>
@@ -1005,181 +1579,55 @@
         <w:rPr>
           <w:lang w:val="en-US"/>
         </w:rPr>
-        <w:t xml:space="preserve">The object </w:t>
-      </w:r>
-      <w:proofErr w:type="spellStart"/>
-      <w:r>
-        <w:rPr>
-          <w:lang w:val="en-US"/>
-        </w:rPr>
-        <w:t>NistSTRs</w:t>
-      </w:r>
-      <w:proofErr w:type="spellEnd"/>
-      <w:r>
-        <w:rPr>
-          <w:lang w:val="en-US"/>
-        </w:rPr>
-        <w:t xml:space="preserve"> of the R package </w:t>
-      </w:r>
-      <w:proofErr w:type="spellStart"/>
-      <w:r>
-        <w:rPr>
-          <w:lang w:val="en-US"/>
-        </w:rPr>
-        <w:t>HardyWeinberg</w:t>
-      </w:r>
-      <w:proofErr w:type="spellEnd"/>
-      <w:r>
-        <w:rPr>
-          <w:lang w:val="en-US"/>
-        </w:rPr>
-        <w:t xml:space="preserve"> contains a set of STRs of individuals</w:t>
-      </w:r>
-    </w:p>
-    <w:p>
-      <w:pPr>
-        <w:rPr>
-          <w:lang w:val="en-US"/>
-        </w:rPr>
-      </w:pPr>
-      <w:r>
-        <w:rPr>
-          <w:lang w:val="en-US"/>
-        </w:rPr>
-        <w:t xml:space="preserve">of Caucasian ancestry, which can be loaded with the instructions </w:t>
-      </w:r>
-      <w:proofErr w:type="gramStart"/>
-      <w:r>
-        <w:rPr>
-          <w:lang w:val="en-US"/>
-        </w:rPr>
-        <w:t>library(</w:t>
-      </w:r>
-      <w:proofErr w:type="spellStart"/>
-      <w:proofErr w:type="gramEnd"/>
-      <w:r>
-        <w:rPr>
-          <w:lang w:val="en-US"/>
-        </w:rPr>
-        <w:t>HardyWeinberg</w:t>
-      </w:r>
-      <w:proofErr w:type="spellEnd"/>
-      <w:r>
-        <w:rPr>
-          <w:lang w:val="en-US"/>
-        </w:rPr>
-        <w:t>) and</w:t>
-      </w:r>
-    </w:p>
-    <w:p>
-      <w:pPr>
-        <w:rPr>
-          <w:lang w:val="en-US"/>
-        </w:rPr>
-      </w:pPr>
-      <w:proofErr w:type="gramStart"/>
-      <w:r>
-        <w:rPr>
-          <w:lang w:val="en-US"/>
-        </w:rPr>
-        <w:t>data(</w:t>
-      </w:r>
-      <w:proofErr w:type="spellStart"/>
-      <w:proofErr w:type="gramEnd"/>
-      <w:r>
-        <w:rPr>
-          <w:lang w:val="en-US"/>
-        </w:rPr>
-        <w:t>NistSTRs</w:t>
-      </w:r>
-      <w:proofErr w:type="spellEnd"/>
-      <w:r>
-        <w:rPr>
-          <w:lang w:val="en-US"/>
-        </w:rPr>
-        <w:t xml:space="preserve">). The </w:t>
-      </w:r>
-      <w:proofErr w:type="spellStart"/>
-      <w:r>
-        <w:rPr>
-          <w:lang w:val="en-US"/>
-        </w:rPr>
-        <w:t>rownames</w:t>
-      </w:r>
-      <w:proofErr w:type="spellEnd"/>
-      <w:r>
-        <w:rPr>
-          <w:lang w:val="en-US"/>
-        </w:rPr>
-        <w:t xml:space="preserve"> of the object consist of identifiers for </w:t>
-      </w:r>
-      <w:proofErr w:type="gramStart"/>
-      <w:r>
-        <w:rPr>
-          <w:lang w:val="en-US"/>
-        </w:rPr>
-        <w:t>each individual</w:t>
-      </w:r>
-      <w:proofErr w:type="gramEnd"/>
-      <w:r>
-        <w:rPr>
-          <w:lang w:val="en-US"/>
-        </w:rPr>
-        <w:t>. Successive</w:t>
-      </w:r>
-    </w:p>
-    <w:p>
-      <w:pPr>
-        <w:rPr>
-          <w:lang w:val="en-US"/>
-        </w:rPr>
-      </w:pPr>
+        <w:t>The object NistSTRs of the R package HardyWeinberg contains a set of STRs of individuals</w:t>
+      </w:r>
+      <w:r>
+        <w:rPr>
+          <w:lang w:val="en-US"/>
+        </w:rPr>
+        <w:t xml:space="preserve"> </w:t>
+      </w:r>
+      <w:r>
+        <w:rPr>
+          <w:lang w:val="en-US"/>
+        </w:rPr>
+        <w:t>of Caucasian ancestry, which can be loaded with the instructions library(HardyWeinberg) and</w:t>
+      </w:r>
+      <w:r>
+        <w:rPr>
+          <w:lang w:val="en-US"/>
+        </w:rPr>
+        <w:t xml:space="preserve"> </w:t>
+      </w:r>
+      <w:r>
+        <w:rPr>
+          <w:lang w:val="en-US"/>
+        </w:rPr>
+        <w:t>data(NistSTRs). The rownames of the object consist of identifiers for each individual. Successive</w:t>
+      </w:r>
+      <w:r>
+        <w:rPr>
+          <w:lang w:val="en-US"/>
+        </w:rPr>
+        <w:t xml:space="preserve"> </w:t>
+      </w:r>
       <w:r>
         <w:rPr>
           <w:lang w:val="en-US"/>
         </w:rPr>
         <w:t>columns represent the two alleles of an individual for each STR. Note there exist fractional alleles</w:t>
       </w:r>
-    </w:p>
-    <w:p>
-      <w:pPr>
-        <w:rPr>
-          <w:lang w:val="en-US"/>
-        </w:rPr>
-      </w:pPr>
-      <w:r>
-        <w:rPr>
-          <w:lang w:val="en-US"/>
-        </w:rPr>
-        <w:t xml:space="preserve">(like 14.3) that indicate the </w:t>
-      </w:r>
-      <w:proofErr w:type="gramStart"/>
-      <w:r>
-        <w:rPr>
-          <w:lang w:val="en-US"/>
-        </w:rPr>
-        <w:t>particular STR</w:t>
-      </w:r>
-      <w:proofErr w:type="gramEnd"/>
-      <w:r>
-        <w:rPr>
-          <w:lang w:val="en-US"/>
-        </w:rPr>
-        <w:t xml:space="preserve"> sequence is repeated in-between a </w:t>
-      </w:r>
-      <w:proofErr w:type="gramStart"/>
-      <w:r>
-        <w:rPr>
-          <w:lang w:val="en-US"/>
-        </w:rPr>
-        <w:t>certain numbers</w:t>
-      </w:r>
-      <w:proofErr w:type="gramEnd"/>
-      <w:r>
-        <w:rPr>
-          <w:lang w:val="en-US"/>
-        </w:rPr>
-        <w:t xml:space="preserve"> of</w:t>
+      <w:r>
+        <w:rPr>
+          <w:lang w:val="en-US"/>
+        </w:rPr>
+        <w:t xml:space="preserve"> </w:t>
+      </w:r>
+      <w:r>
+        <w:rPr>
+          <w:lang w:val="en-US"/>
+        </w:rPr>
+        <w:t>(like 14.3) that indicate the particular STR sequence is repeated in-between a certain numbers of</w:t>
       </w:r>
     </w:p>
     <w:p>
@@ -1218,7 +1666,6 @@
         <w:rPr>
           <w:lang w:val="en-US"/>
         </w:rPr>
-        <w:lastRenderedPageBreak/>
         <w:t>15).</w:t>
       </w:r>
     </w:p>
@@ -1232,21 +1679,7 @@
         <w:rPr>
           <w:lang w:val="en-US"/>
         </w:rPr>
-        <w:t xml:space="preserve">1. How many individuals and how many STRs </w:t>
-      </w:r>
-      <w:proofErr w:type="gramStart"/>
-      <w:r>
-        <w:rPr>
-          <w:lang w:val="en-US"/>
-        </w:rPr>
-        <w:t>contains</w:t>
-      </w:r>
-      <w:proofErr w:type="gramEnd"/>
-      <w:r>
-        <w:rPr>
-          <w:lang w:val="en-US"/>
-        </w:rPr>
-        <w:t xml:space="preserve"> the database?</w:t>
+        <w:t>1. How many individuals and how many STRs contains the database?</w:t>
       </w:r>
     </w:p>
     <w:p>
@@ -1298,16 +1731,8 @@
         <w:rPr>
           <w:lang w:val="en-US"/>
         </w:rPr>
-        <w:t xml:space="preserve">3. Make a table with the number of STRs for a given number of alleles and present a </w:t>
-      </w:r>
-      <w:proofErr w:type="spellStart"/>
-      <w:r>
-        <w:rPr>
-          <w:lang w:val="en-US"/>
-        </w:rPr>
-        <w:t>barplot</w:t>
-      </w:r>
-      <w:proofErr w:type="spellEnd"/>
+        <w:t>3. Make a table with the number of STRs for a given number of alleles and present a barplot</w:t>
+      </w:r>
     </w:p>
     <w:p>
       <w:pPr>
@@ -1354,19 +1779,11 @@
           <w:lang w:val="en-US"/>
         </w:rPr>
       </w:pPr>
-      <w:proofErr w:type="gramStart"/>
-      <w:r>
-        <w:rPr>
-          <w:lang w:val="en-US"/>
-        </w:rPr>
-        <w:t>over all</w:t>
-      </w:r>
-      <w:proofErr w:type="gramEnd"/>
-      <w:r>
-        <w:rPr>
-          <w:lang w:val="en-US"/>
-        </w:rPr>
-        <w:t xml:space="preserve"> STRS. Compute the average expected heterozygosity over all STRs.</w:t>
+      <w:r>
+        <w:rPr>
+          <w:lang w:val="en-US"/>
+        </w:rPr>
+        <w:t>over all STRS. Compute the average expected heterozygosity over all STRs.</w:t>
       </w:r>
     </w:p>
     <w:p>
@@ -1422,13 +1839,8 @@
       </w:r>
     </w:p>
     <w:p>
-      <w:proofErr w:type="spellStart"/>
-      <w:r>
-        <w:t>markers</w:t>
-      </w:r>
-      <w:proofErr w:type="spellEnd"/>
-      <w:r>
-        <w:t>?</w:t>
+      <w:r>
+        <w:t>markers?</w:t>
       </w:r>
     </w:p>
     <w:p>
@@ -2617,6 +3029,24 @@
     <w:uiPriority w:val="99"/>
     <w:rsid w:val="002A5CDA"/>
   </w:style>
+  <w:style w:type="paragraph" w:styleId="NormalWeb">
+    <w:name w:val="Normal (Web)"/>
+    <w:basedOn w:val="Normal"/>
+    <w:uiPriority w:val="99"/>
+    <w:unhideWhenUsed/>
+    <w:rsid w:val="00FF49D0"/>
+    <w:pPr>
+      <w:spacing w:before="100" w:beforeAutospacing="1" w:after="100" w:afterAutospacing="1" w:line="240" w:lineRule="auto"/>
+    </w:pPr>
+    <w:rPr>
+      <w:rFonts w:ascii="Times New Roman" w:eastAsia="Times New Roman" w:hAnsi="Times New Roman" w:cs="Times New Roman"/>
+      <w:kern w:val="0"/>
+      <w:sz w:val="24"/>
+      <w:szCs w:val="24"/>
+      <w:lang w:eastAsia="es-ES"/>
+      <w14:ligatures w14:val="none"/>
+    </w:rPr>
+  </w:style>
 </w:styles>
 </file>
 
